--- a/tillsyn/A 21364-2024 tillsynsbegäran.docx
+++ b/tillsyn/A 21364-2024 tillsynsbegäran.docx
@@ -285,7 +285,7 @@
     <w:r>
       <w:tab/>
       <w:tab/>
-      <w:t>2026-05-16</w:t>
+      <w:t>2026-05-17</w:t>
       <w:br/>
       <w:br/>
     </w:r>

--- a/tillsyn/A 21364-2024 tillsynsbegäran.docx
+++ b/tillsyn/A 21364-2024 tillsynsbegäran.docx
@@ -285,7 +285,7 @@
     <w:r>
       <w:tab/>
       <w:tab/>
-      <w:t>2026-05-17</w:t>
+      <w:t>2026-05-18</w:t>
       <w:br/>
       <w:br/>
     </w:r>

--- a/tillsyn/A 21364-2024 tillsynsbegäran.docx
+++ b/tillsyn/A 21364-2024 tillsynsbegäran.docx
@@ -285,7 +285,7 @@
     <w:r>
       <w:tab/>
       <w:tab/>
-      <w:t>2026-05-18</w:t>
+      <w:t>2026-05-19</w:t>
       <w:br/>
       <w:br/>
     </w:r>

--- a/tillsyn/A 21364-2024 tillsynsbegäran.docx
+++ b/tillsyn/A 21364-2024 tillsynsbegäran.docx
@@ -285,7 +285,7 @@
     <w:r>
       <w:tab/>
       <w:tab/>
-      <w:t>2026-06-15</w:t>
+      <w:t>2026-06-16</w:t>
       <w:br/>
       <w:br/>
     </w:r>

--- a/tillsyn/A 21364-2024 tillsynsbegäran.docx
+++ b/tillsyn/A 21364-2024 tillsynsbegäran.docx
@@ -285,7 +285,7 @@
     <w:r>
       <w:tab/>
       <w:tab/>
-      <w:t>2026-06-16</w:t>
+      <w:t>2026-06-17</w:t>
       <w:br/>
       <w:br/>
     </w:r>

--- a/tillsyn/A 21364-2024 tillsynsbegäran.docx
+++ b/tillsyn/A 21364-2024 tillsynsbegäran.docx
@@ -1,6 +1,6 @@
 
 <file path=word/document.xml><?xml version="1.0" encoding="utf-8"?>
-<w:document xmlns:wpc="http://schemas.microsoft.com/office/word/2010/wordprocessingCanvas" xmlns:cx="http://schemas.microsoft.com/office/drawing/2014/chartex" xmlns:cx1="http://schemas.microsoft.com/office/drawing/2015/9/8/chartex" xmlns:cx2="http://schemas.microsoft.com/office/drawing/2015/10/21/chartex" xmlns:cx3="http://schemas.microsoft.com/office/drawing/2016/5/9/chartex" xmlns:cx4="http://schemas.microsoft.com/office/drawing/2016/5/10/chartex" xmlns:cx5="http://schemas.microsoft.com/office/drawing/2016/5/11/chartex" xmlns:cx6="http://schemas.microsoft.com/office/drawing/2016/5/12/chartex" xmlns:cx7="http://schemas.microsoft.com/office/drawing/2016/5/13/chartex" xmlns:cx8="http://schemas.microsoft.com/office/drawing/2016/5/14/chartex" xmlns:mc="http://schemas.openxmlformats.org/markup-compatibility/2006" xmlns:aink="http://schemas.microsoft.com/office/drawing/2016/ink" xmlns:am3d="http://schemas.microsoft.com/office/drawing/2017/model3d" xmlns:o="urn:schemas-microsoft-com:office:office" xmlns:oel="http://schemas.microsoft.com/office/2019/extlst" xmlns:r="http://schemas.openxmlformats.org/officeDocument/2006/relationships" xmlns:m="http://schemas.openxmlformats.org/officeDocument/2006/math" xmlns:v="urn:schemas-microsoft-com:vml" xmlns:wp14="http://schemas.microsoft.com/office/word/2010/wordprocessingDrawing" xmlns:wp="http://schemas.openxmlformats.org/drawingml/2006/wordprocessingDrawing" xmlns:w10="urn:schemas-microsoft-com:office:word" xmlns:w="http://schemas.openxmlformats.org/wordprocessingml/2006/main" xmlns:w14="http://schemas.microsoft.com/office/word/2010/wordml" xmlns:w15="http://schemas.microsoft.com/office/word/2012/wordml" xmlns:w16cex="http://schemas.microsoft.com/office/word/2018/wordml/cex" xmlns:w16cid="http://schemas.microsoft.com/office/word/2016/wordml/cid" xmlns:w16="http://schemas.microsoft.com/office/word/2018/wordml" xmlns:w16sdtdh="http://schemas.microsoft.com/office/word/2020/wordml/sdtdatahash" xmlns:w16se="http://schemas.microsoft.com/office/word/2015/wordml/symex" xmlns:wpg="http://schemas.microsoft.com/office/word/2010/wordprocessingGroup" xmlns:wpi="http://schemas.microsoft.com/office/word/2010/wordprocessingInk" xmlns:wne="http://schemas.microsoft.com/office/word/2006/wordml" xmlns:wps="http://schemas.microsoft.com/office/word/2010/wordprocessingShape" mc:Ignorable="w14 w15 w16se w16cid w16 w16cex w16sdtdh wp14">
+<w:document xmlns:wpc="http://schemas.microsoft.com/office/word/2010/wordprocessingCanvas" xmlns:cx="http://schemas.microsoft.com/office/drawing/2014/chartex" xmlns:cx1="http://schemas.microsoft.com/office/drawing/2015/9/8/chartex" xmlns:cx2="http://schemas.microsoft.com/office/drawing/2015/10/21/chartex" xmlns:cx3="http://schemas.microsoft.com/office/drawing/2016/5/9/chartex" xmlns:cx4="http://schemas.microsoft.com/office/drawing/2016/5/10/chartex" xmlns:cx5="http://schemas.microsoft.com/office/drawing/2016/5/11/chartex" xmlns:cx6="http://schemas.microsoft.com/office/drawing/2016/5/12/chartex" xmlns:cx7="http://schemas.microsoft.com/office/drawing/2016/5/13/chartex" xmlns:cx8="http://schemas.microsoft.com/office/drawing/2016/5/14/chartex" xmlns:mc="http://schemas.openxmlformats.org/markup-compatibility/2006" xmlns:aink="http://schemas.microsoft.com/office/drawing/2016/ink" xmlns:am3d="http://schemas.microsoft.com/office/drawing/2017/model3d" xmlns:o="urn:schemas-microsoft-com:office:office" xmlns:oel="http://schemas.microsoft.com/office/2019/extlst" xmlns:r="http://schemas.openxmlformats.org/officeDocument/2006/relationships" xmlns:m="http://schemas.openxmlformats.org/officeDocument/2006/math" xmlns:v="urn:schemas-microsoft-com:vml" xmlns:wp14="http://schemas.microsoft.com/office/word/2010/wordprocessingDrawing" xmlns:wp="http://schemas.openxmlformats.org/drawingml/2006/wordprocessingDrawing" xmlns:w10="urn:schemas-microsoft-com:office:word" xmlns:w="http://schemas.openxmlformats.org/wordprocessingml/2006/main" xmlns:w14="http://schemas.microsoft.com/office/word/2010/wordml" xmlns:w15="http://schemas.microsoft.com/office/word/2012/wordml" xmlns:w16cex="http://schemas.microsoft.com/office/word/2018/wordml/cex" xmlns:w16cid="http://schemas.microsoft.com/office/word/2016/wordml/cid" xmlns:w16="http://schemas.microsoft.com/office/word/2018/wordml" xmlns:w16du="http://schemas.microsoft.com/office/word/2023/wordml/word16du" xmlns:w16sdtdh="http://schemas.microsoft.com/office/word/2020/wordml/sdtdatahash" xmlns:w16sdtfl="http://schemas.microsoft.com/office/word/2024/wordml/sdtformatlock" xmlns:w16se="http://schemas.microsoft.com/office/word/2015/wordml/symex" xmlns:wpg="http://schemas.microsoft.com/office/word/2010/wordprocessingGroup" xmlns:wpi="http://schemas.microsoft.com/office/word/2010/wordprocessingInk" xmlns:wne="http://schemas.microsoft.com/office/word/2006/wordml" xmlns:wps="http://schemas.microsoft.com/office/word/2010/wordprocessingShape" mc:Ignorable="w14 w15 w16se w16cid w16 w16cex w16sdtdh w16sdtfl w16du wp14">
   <w:body>
     <w:p>
       <w:pPr>
@@ -12,35 +12,10 @@
     </w:p>
     <w:p>
       <w:r>
-        <w:t>Detta dokument behandlar höga naturvärden i avverkningsanmälan A 21364-2024 i Sollefteå kommun. Denna avverkningsanmälan inkom 2024-05-28 22:51:35 och omfattar 2,1 ha.</w:t>
+        <w:t>Detta dokument behandlar höga naturvärden i avverkningsanmälan A 21364-2024 i Sollefteå kommun som inkom 2024-05-28 och omfattar 2,1 ha.</w:t>
       </w:r>
-    </w:p>
-    <w:p>
       <w:r>
-        <w:t>Vi begär härmed att Skogsstyrelsen fattar beslut enligt miljöbalken som säkerställer att skogens höga naturvärden bevaras samt säkerställer att EU-lagstiftning efterlevs och att artskyddsbrott förhindras. Vi önskar även ta del av de ställningstaganden och beslut som myndigheterna meddelar till följd av aktuell avverkningsanmälan och föreningens inlaga (se 34 § förvaltningslagen).</w:t>
-      </w:r>
-    </w:p>
-    <w:p>
-      <w:r>
-        <w:t>Nedan beskrivs fynd av naturvårdsarter som gjorts i det avverkningsanmälda området.</w:t>
-      </w:r>
-    </w:p>
-    <w:p>
-      <w:pPr>
-        <w:pStyle w:val="Heading1"/>
-      </w:pPr>
-      <w:r>
-        <w:t>Naturvårdsarter</w:t>
-      </w:r>
-    </w:p>
-    <w:p>
-      <w:r>
-        <w:t>I avverkningsanmälan har följande 2 naturvårdsarter hittats: garnlav (NT) och granticka (NT). Av dessa är 2 rödlistade. För rödlistade arter har rödlistekategorin angivits inom parentes.</w:t>
-      </w:r>
-    </w:p>
-    <w:p>
-      <w:r>
-        <w:t>De påträffade naturvårdsarterna är ett tydligt kvitto på att detta rör sig om en skog med höga naturvärden. I Figur 1 visas en karta över det avverkningsanmälda området, där samtliga fyndplatser för naturvårdsarter som finns registrerade på Artportalen har markerats.</w:t>
+        <w:t xml:space="preserve"> I Figur 1 visas fyndplatser för naturvårdsarter i området, som finns registrerade på Artportalen.</w:t>
       </w:r>
     </w:p>
     <w:p>
@@ -50,7 +25,7 @@
       <w:r>
         <w:drawing>
           <wp:inline xmlns:a="http://schemas.openxmlformats.org/drawingml/2006/main" xmlns:pic="http://schemas.openxmlformats.org/drawingml/2006/picture">
-            <wp:extent cx="5486400" cy="4127372"/>
+            <wp:extent cx="5486400" cy="5346883"/>
             <wp:docPr id="1" name="Picture 1"/>
             <wp:cNvGraphicFramePr>
               <a:graphicFrameLocks noChangeAspect="1"/>
@@ -71,7 +46,7 @@
                   <pic:spPr>
                     <a:xfrm>
                       <a:off x="0" y="0"/>
-                      <a:ext cx="5486400" cy="4127372"/>
+                      <a:ext cx="5486400" cy="5346883"/>
                     </a:xfrm>
                     <a:prstGeom prst="rect"/>
                   </pic:spPr>
@@ -85,9 +60,43 @@
     <w:p>
       <w:pPr>
         <w:pStyle w:val="Caption"/>
+        <w:spacing w:after="240"/>
       </w:pPr>
       <w:r>
-        <w:t>Figur 1. Fyndplatser för naturvårdsarter i det avverkningsanmälda området (röd linje). Markörer utan svart kant är placerade på fyndplatsen. Markörer med svart kant är placerade vid sidan av fyndplatsen och har ett svart streck som visar fyndplatsens exakta position. Kartans mittpunktskoordinat är N 7029512, E 584274 i SWEREF 99 TM.</w:t>
+        <w:t>Figur 1. Fyndplatser för naturvårdsarter i och inom 4 meter från avverkningsanmälan (röd linje). Inom parentes anges rödlistekategorier, S för signalarter, Tför typiska arter och fridlysningsparagrafer i artskyddsförordningen.Markörer utan svart kant är placerade på fyndplatsen. Markörer med svart kant är placerade vid sidan av fyndplatsen och har ett svart streck som visar fyndplatsens exakta position. Kartans mittpunktskoordinat är N 7029512, E 584274 i SWEREF 99 TM.</w:t>
+      </w:r>
+    </w:p>
+    <w:p>
+      <w:r>
+        <w:t>Vi begär härmed att Skogsstyrelsen fattar beslut enligt miljöbalken som säkerställer att skogens höga naturvärden bevaras samt att EU-lagstiftning efterlevs och att artskyddsbrott förhindras.</w:t>
+      </w:r>
+    </w:p>
+    <w:p>
+      <w:r>
+        <w:t>Vi önskar även ta del av de ställningstaganden och beslut som myndigheten meddelar till följd av aktuell avverkningsanmälan och föreningens inlaga (se 34 § förvaltningslagen).</w:t>
+      </w:r>
+    </w:p>
+    <w:p>
+      <w:r>
+        <w:t>Nedan beskrivs fynd av naturvårdsarter som gjorts i det avverkningsanmälda området.</w:t>
+      </w:r>
+    </w:p>
+    <w:p>
+      <w:pPr>
+        <w:pStyle w:val="Heading1"/>
+      </w:pPr>
+      <w:r>
+        <w:t>Naturvårdsarter</w:t>
+      </w:r>
+    </w:p>
+    <w:p>
+      <w:r>
+        <w:t>I och inom 4 meter från avverkningsanmälan har följande 3 naturvårdsarter hittats: garnlav (VU, T), grantaggsvamp (NT) och kärrfibbla (T). Av dessa är 2 rödlistade. För rödlistade arter har rödlistekategorin angivits inom parentes. Typiska arter inom Natura 2000 som är kopplade till skogsekosystem har markerats med (T).</w:t>
+      </w:r>
+    </w:p>
+    <w:p>
+      <w:r>
+        <w:t>De påträffade naturvårdsarterna är ett tydligt kvitto på att det rör sig om en skog med höga naturvärden.</w:t>
       </w:r>
     </w:p>
     <w:p>
@@ -124,37 +133,39 @@
         <w:rPr>
           <w:b/>
         </w:rPr>
-        <w:t>Granticka</w:t>
+        <w:t xml:space="preserve">Grantaggsvamp (NT) </w:t>
       </w:r>
       <w:r>
-        <w:t xml:space="preserve"> förekommer främst i äldre skogar med naturskogskaraktär, liksom i dimensionsavverkade och plockhuggna skogar. I äldre grannaturskog i norra Sverige är den alltjämt en förhållandevis vanlig karaktärsart, medan den längre söderut blir allt mer sällsynt. I Götaland och delar av Svealand är den en god signalart för skyddsvärda granskogsmiljöer. Arten bedöms ha minskat starkt under senare år på grund av skogsavverkningar, då den framför allt växer i äldre granskog med långvarig grankontinuitet. I urskogsliknande bestånd i norra Sverige kan ibland påträffas den mycket sällsynta tickan grantickeporing (VU), som lever på döda grantickor. Det som tidigare inbegripit grantickan har visat sig röra sig om två arter; tajgagranticka </w:t>
+        <w:t>påträffas främst i mossiga och örtrika äldre granskogar på kalkrik mark i något fuktiga lägen, och i norr även i mager tallskog med lång kontinuitet. Arten missgynnas generellt av trakthyggesbruket och en långsiktig tillgång till värdträd bör säkras genom att man undviker att avverka kända växtplatser (SLU Artdatabanken, 2024).</w:t>
+      </w:r>
+    </w:p>
+    <w:p>
+      <w:r>
+        <w:rPr>
+          <w:b/>
+        </w:rPr>
+        <w:t>Kärrfibbla</w:t>
+      </w:r>
+      <w:r>
+        <w:t xml:space="preserve"> är typisk art för </w:t>
       </w:r>
       <w:r>
         <w:rPr>
           <w:i/>
         </w:rPr>
-        <w:t>Porodaedalea abietis</w:t>
+        <w:t xml:space="preserve">9050 Näringsrik granskog, 9080 Lövsumpskog </w:t>
       </w:r>
       <w:r>
-        <w:t xml:space="preserve"> (LC) och </w:t>
+        <w:t>och</w:t>
       </w:r>
       <w:r>
         <w:rPr>
           <w:i/>
         </w:rPr>
-        <w:t>Porodaedalea chrysoloma</w:t>
+        <w:t xml:space="preserve"> 9040 Fjällbjörkskog </w:t>
       </w:r>
       <w:r>
-        <w:t xml:space="preserve"> (DD). Den nordligare arten, tajgagranticka, bildar större fruktkroppar och har sin främsta förekomst i norra Sverige, medan den mer tunnköttiga arten, </w:t>
-      </w:r>
-      <w:r>
-        <w:rPr>
-          <w:i/>
-        </w:rPr>
-        <w:t>P. chrysoloma</w:t>
-      </w:r>
-      <w:r>
-        <w:t>, förekommer i sydöstra Sverige och på Gotland (SLU Artdatabanken, 2026; Nitare &amp; Skogsstyrelsen, 2019).</w:t>
+        <w:t>(SLU Artdatabanken, 2025).</w:t>
       </w:r>
     </w:p>
     <w:sectPr>
@@ -175,7 +186,7 @@
 </file>
 
 <file path=word/endnotes.xml><?xml version="1.0" encoding="utf-8"?>
-<w:endnotes xmlns:wpc="http://schemas.microsoft.com/office/word/2010/wordprocessingCanvas" xmlns:cx="http://schemas.microsoft.com/office/drawing/2014/chartex" xmlns:cx1="http://schemas.microsoft.com/office/drawing/2015/9/8/chartex" xmlns:cx2="http://schemas.microsoft.com/office/drawing/2015/10/21/chartex" xmlns:cx3="http://schemas.microsoft.com/office/drawing/2016/5/9/chartex" xmlns:cx4="http://schemas.microsoft.com/office/drawing/2016/5/10/chartex" xmlns:cx5="http://schemas.microsoft.com/office/drawing/2016/5/11/chartex" xmlns:cx6="http://schemas.microsoft.com/office/drawing/2016/5/12/chartex" xmlns:cx7="http://schemas.microsoft.com/office/drawing/2016/5/13/chartex" xmlns:cx8="http://schemas.microsoft.com/office/drawing/2016/5/14/chartex" xmlns:mc="http://schemas.openxmlformats.org/markup-compatibility/2006" xmlns:aink="http://schemas.microsoft.com/office/drawing/2016/ink" xmlns:am3d="http://schemas.microsoft.com/office/drawing/2017/model3d" xmlns:o="urn:schemas-microsoft-com:office:office" xmlns:oel="http://schemas.microsoft.com/office/2019/extlst" xmlns:r="http://schemas.openxmlformats.org/officeDocument/2006/relationships" xmlns:m="http://schemas.openxmlformats.org/officeDocument/2006/math" xmlns:v="urn:schemas-microsoft-com:vml" xmlns:wp14="http://schemas.microsoft.com/office/word/2010/wordprocessingDrawing" xmlns:wp="http://schemas.openxmlformats.org/drawingml/2006/wordprocessingDrawing" xmlns:w10="urn:schemas-microsoft-com:office:word" xmlns:w="http://schemas.openxmlformats.org/wordprocessingml/2006/main" xmlns:w14="http://schemas.microsoft.com/office/word/2010/wordml" xmlns:w15="http://schemas.microsoft.com/office/word/2012/wordml" xmlns:w16cex="http://schemas.microsoft.com/office/word/2018/wordml/cex" xmlns:w16cid="http://schemas.microsoft.com/office/word/2016/wordml/cid" xmlns:w16="http://schemas.microsoft.com/office/word/2018/wordml" xmlns:w16sdtdh="http://schemas.microsoft.com/office/word/2020/wordml/sdtdatahash" xmlns:w16se="http://schemas.microsoft.com/office/word/2015/wordml/symex" xmlns:wpg="http://schemas.microsoft.com/office/word/2010/wordprocessingGroup" xmlns:wpi="http://schemas.microsoft.com/office/word/2010/wordprocessingInk" xmlns:wne="http://schemas.microsoft.com/office/word/2006/wordml" xmlns:wps="http://schemas.microsoft.com/office/word/2010/wordprocessingShape" mc:Ignorable="w14 w15 w16se w16cid w16 w16cex w16sdtdh wp14">
+<w:endnotes xmlns:wpc="http://schemas.microsoft.com/office/word/2010/wordprocessingCanvas" xmlns:cx="http://schemas.microsoft.com/office/drawing/2014/chartex" xmlns:cx1="http://schemas.microsoft.com/office/drawing/2015/9/8/chartex" xmlns:cx2="http://schemas.microsoft.com/office/drawing/2015/10/21/chartex" xmlns:cx3="http://schemas.microsoft.com/office/drawing/2016/5/9/chartex" xmlns:cx4="http://schemas.microsoft.com/office/drawing/2016/5/10/chartex" xmlns:cx5="http://schemas.microsoft.com/office/drawing/2016/5/11/chartex" xmlns:cx6="http://schemas.microsoft.com/office/drawing/2016/5/12/chartex" xmlns:cx7="http://schemas.microsoft.com/office/drawing/2016/5/13/chartex" xmlns:cx8="http://schemas.microsoft.com/office/drawing/2016/5/14/chartex" xmlns:mc="http://schemas.openxmlformats.org/markup-compatibility/2006" xmlns:aink="http://schemas.microsoft.com/office/drawing/2016/ink" xmlns:am3d="http://schemas.microsoft.com/office/drawing/2017/model3d" xmlns:o="urn:schemas-microsoft-com:office:office" xmlns:oel="http://schemas.microsoft.com/office/2019/extlst" xmlns:r="http://schemas.openxmlformats.org/officeDocument/2006/relationships" xmlns:m="http://schemas.openxmlformats.org/officeDocument/2006/math" xmlns:v="urn:schemas-microsoft-com:vml" xmlns:wp14="http://schemas.microsoft.com/office/word/2010/wordprocessingDrawing" xmlns:wp="http://schemas.openxmlformats.org/drawingml/2006/wordprocessingDrawing" xmlns:w10="urn:schemas-microsoft-com:office:word" xmlns:w="http://schemas.openxmlformats.org/wordprocessingml/2006/main" xmlns:w14="http://schemas.microsoft.com/office/word/2010/wordml" xmlns:w15="http://schemas.microsoft.com/office/word/2012/wordml" xmlns:w16cex="http://schemas.microsoft.com/office/word/2018/wordml/cex" xmlns:w16cid="http://schemas.microsoft.com/office/word/2016/wordml/cid" xmlns:w16="http://schemas.microsoft.com/office/word/2018/wordml" xmlns:w16du="http://schemas.microsoft.com/office/word/2023/wordml/word16du" xmlns:w16sdtdh="http://schemas.microsoft.com/office/word/2020/wordml/sdtdatahash" xmlns:w16sdtfl="http://schemas.microsoft.com/office/word/2024/wordml/sdtformatlock" xmlns:w16se="http://schemas.microsoft.com/office/word/2015/wordml/symex" xmlns:wpg="http://schemas.microsoft.com/office/word/2010/wordprocessingGroup" xmlns:wpi="http://schemas.microsoft.com/office/word/2010/wordprocessingInk" xmlns:wne="http://schemas.microsoft.com/office/word/2006/wordml" xmlns:wps="http://schemas.microsoft.com/office/word/2010/wordprocessingShape" mc:Ignorable="w14 w15 w16se w16cid w16 w16cex w16sdtdh w16sdtfl w16du wp14">
   <w:endnote w:type="separator" w:id="-1">
     <w:p>
       <w:pPr>
@@ -200,7 +211,7 @@
 </file>
 
 <file path=word/footer1.xml><?xml version="1.0" encoding="utf-8"?>
-<w:ftr xmlns:wpc="http://schemas.microsoft.com/office/word/2010/wordprocessingCanvas" xmlns:cx="http://schemas.microsoft.com/office/drawing/2014/chartex" xmlns:cx1="http://schemas.microsoft.com/office/drawing/2015/9/8/chartex" xmlns:cx2="http://schemas.microsoft.com/office/drawing/2015/10/21/chartex" xmlns:cx3="http://schemas.microsoft.com/office/drawing/2016/5/9/chartex" xmlns:cx4="http://schemas.microsoft.com/office/drawing/2016/5/10/chartex" xmlns:cx5="http://schemas.microsoft.com/office/drawing/2016/5/11/chartex" xmlns:cx6="http://schemas.microsoft.com/office/drawing/2016/5/12/chartex" xmlns:cx7="http://schemas.microsoft.com/office/drawing/2016/5/13/chartex" xmlns:cx8="http://schemas.microsoft.com/office/drawing/2016/5/14/chartex" xmlns:mc="http://schemas.openxmlformats.org/markup-compatibility/2006" xmlns:aink="http://schemas.microsoft.com/office/drawing/2016/ink" xmlns:am3d="http://schemas.microsoft.com/office/drawing/2017/model3d" xmlns:o="urn:schemas-microsoft-com:office:office" xmlns:oel="http://schemas.microsoft.com/office/2019/extlst" xmlns:r="http://schemas.openxmlformats.org/officeDocument/2006/relationships" xmlns:m="http://schemas.openxmlformats.org/officeDocument/2006/math" xmlns:v="urn:schemas-microsoft-com:vml" xmlns:wp14="http://schemas.microsoft.com/office/word/2010/wordprocessingDrawing" xmlns:wp="http://schemas.openxmlformats.org/drawingml/2006/wordprocessingDrawing" xmlns:w10="urn:schemas-microsoft-com:office:word" xmlns:w="http://schemas.openxmlformats.org/wordprocessingml/2006/main" xmlns:w14="http://schemas.microsoft.com/office/word/2010/wordml" xmlns:w15="http://schemas.microsoft.com/office/word/2012/wordml" xmlns:w16cex="http://schemas.microsoft.com/office/word/2018/wordml/cex" xmlns:w16cid="http://schemas.microsoft.com/office/word/2016/wordml/cid" xmlns:w16="http://schemas.microsoft.com/office/word/2018/wordml" xmlns:w16sdtdh="http://schemas.microsoft.com/office/word/2020/wordml/sdtdatahash" xmlns:w16se="http://schemas.microsoft.com/office/word/2015/wordml/symex" xmlns:wpg="http://schemas.microsoft.com/office/word/2010/wordprocessingGroup" xmlns:wpi="http://schemas.microsoft.com/office/word/2010/wordprocessingInk" xmlns:wne="http://schemas.microsoft.com/office/word/2006/wordml" xmlns:wps="http://schemas.microsoft.com/office/word/2010/wordprocessingShape" mc:Ignorable="w14 w15 w16se w16cid w16 w16cex w16sdtdh wp14">
+<w:ftr xmlns:wpc="http://schemas.microsoft.com/office/word/2010/wordprocessingCanvas" xmlns:cx="http://schemas.microsoft.com/office/drawing/2014/chartex" xmlns:cx1="http://schemas.microsoft.com/office/drawing/2015/9/8/chartex" xmlns:cx2="http://schemas.microsoft.com/office/drawing/2015/10/21/chartex" xmlns:cx3="http://schemas.microsoft.com/office/drawing/2016/5/9/chartex" xmlns:cx4="http://schemas.microsoft.com/office/drawing/2016/5/10/chartex" xmlns:cx5="http://schemas.microsoft.com/office/drawing/2016/5/11/chartex" xmlns:cx6="http://schemas.microsoft.com/office/drawing/2016/5/12/chartex" xmlns:cx7="http://schemas.microsoft.com/office/drawing/2016/5/13/chartex" xmlns:cx8="http://schemas.microsoft.com/office/drawing/2016/5/14/chartex" xmlns:mc="http://schemas.openxmlformats.org/markup-compatibility/2006" xmlns:aink="http://schemas.microsoft.com/office/drawing/2016/ink" xmlns:am3d="http://schemas.microsoft.com/office/drawing/2017/model3d" xmlns:o="urn:schemas-microsoft-com:office:office" xmlns:oel="http://schemas.microsoft.com/office/2019/extlst" xmlns:r="http://schemas.openxmlformats.org/officeDocument/2006/relationships" xmlns:m="http://schemas.openxmlformats.org/officeDocument/2006/math" xmlns:v="urn:schemas-microsoft-com:vml" xmlns:wp14="http://schemas.microsoft.com/office/word/2010/wordprocessingDrawing" xmlns:wp="http://schemas.openxmlformats.org/drawingml/2006/wordprocessingDrawing" xmlns:w10="urn:schemas-microsoft-com:office:word" xmlns:w="http://schemas.openxmlformats.org/wordprocessingml/2006/main" xmlns:w14="http://schemas.microsoft.com/office/word/2010/wordml" xmlns:w15="http://schemas.microsoft.com/office/word/2012/wordml" xmlns:w16cex="http://schemas.microsoft.com/office/word/2018/wordml/cex" xmlns:w16cid="http://schemas.microsoft.com/office/word/2016/wordml/cid" xmlns:w16="http://schemas.microsoft.com/office/word/2018/wordml" xmlns:w16du="http://schemas.microsoft.com/office/word/2023/wordml/word16du" xmlns:w16sdtdh="http://schemas.microsoft.com/office/word/2020/wordml/sdtdatahash" xmlns:w16sdtfl="http://schemas.microsoft.com/office/word/2024/wordml/sdtformatlock" xmlns:w16se="http://schemas.microsoft.com/office/word/2015/wordml/symex" xmlns:wpg="http://schemas.microsoft.com/office/word/2010/wordprocessingGroup" xmlns:wpi="http://schemas.microsoft.com/office/word/2010/wordprocessingInk" xmlns:wne="http://schemas.microsoft.com/office/word/2006/wordml" xmlns:wps="http://schemas.microsoft.com/office/word/2010/wordprocessingShape" mc:Ignorable="w14 w15 w16se w16cid w16 w16cex w16sdtdh w16sdtfl w16du wp14">
   <w:p>
     <w:pPr>
       <w:pStyle w:val="Footer"/>
@@ -210,7 +221,7 @@
 </file>
 
 <file path=word/footer2.xml><?xml version="1.0" encoding="utf-8"?>
-<w:ftr xmlns:wpc="http://schemas.microsoft.com/office/word/2010/wordprocessingCanvas" xmlns:cx="http://schemas.microsoft.com/office/drawing/2014/chartex" xmlns:cx1="http://schemas.microsoft.com/office/drawing/2015/9/8/chartex" xmlns:cx2="http://schemas.microsoft.com/office/drawing/2015/10/21/chartex" xmlns:cx3="http://schemas.microsoft.com/office/drawing/2016/5/9/chartex" xmlns:cx4="http://schemas.microsoft.com/office/drawing/2016/5/10/chartex" xmlns:cx5="http://schemas.microsoft.com/office/drawing/2016/5/11/chartex" xmlns:cx6="http://schemas.microsoft.com/office/drawing/2016/5/12/chartex" xmlns:cx7="http://schemas.microsoft.com/office/drawing/2016/5/13/chartex" xmlns:cx8="http://schemas.microsoft.com/office/drawing/2016/5/14/chartex" xmlns:mc="http://schemas.openxmlformats.org/markup-compatibility/2006" xmlns:aink="http://schemas.microsoft.com/office/drawing/2016/ink" xmlns:am3d="http://schemas.microsoft.com/office/drawing/2017/model3d" xmlns:o="urn:schemas-microsoft-com:office:office" xmlns:oel="http://schemas.microsoft.com/office/2019/extlst" xmlns:r="http://schemas.openxmlformats.org/officeDocument/2006/relationships" xmlns:m="http://schemas.openxmlformats.org/officeDocument/2006/math" xmlns:v="urn:schemas-microsoft-com:vml" xmlns:wp14="http://schemas.microsoft.com/office/word/2010/wordprocessingDrawing" xmlns:wp="http://schemas.openxmlformats.org/drawingml/2006/wordprocessingDrawing" xmlns:w10="urn:schemas-microsoft-com:office:word" xmlns:w="http://schemas.openxmlformats.org/wordprocessingml/2006/main" xmlns:w14="http://schemas.microsoft.com/office/word/2010/wordml" xmlns:w15="http://schemas.microsoft.com/office/word/2012/wordml" xmlns:w16cex="http://schemas.microsoft.com/office/word/2018/wordml/cex" xmlns:w16cid="http://schemas.microsoft.com/office/word/2016/wordml/cid" xmlns:w16="http://schemas.microsoft.com/office/word/2018/wordml" xmlns:w16sdtdh="http://schemas.microsoft.com/office/word/2020/wordml/sdtdatahash" xmlns:w16se="http://schemas.microsoft.com/office/word/2015/wordml/symex" xmlns:wpg="http://schemas.microsoft.com/office/word/2010/wordprocessingGroup" xmlns:wpi="http://schemas.microsoft.com/office/word/2010/wordprocessingInk" xmlns:wne="http://schemas.microsoft.com/office/word/2006/wordml" xmlns:wps="http://schemas.microsoft.com/office/word/2010/wordprocessingShape" mc:Ignorable="w14 w15 w16se w16cid w16 w16cex w16sdtdh wp14">
+<w:ftr xmlns:wpc="http://schemas.microsoft.com/office/word/2010/wordprocessingCanvas" xmlns:cx="http://schemas.microsoft.com/office/drawing/2014/chartex" xmlns:cx1="http://schemas.microsoft.com/office/drawing/2015/9/8/chartex" xmlns:cx2="http://schemas.microsoft.com/office/drawing/2015/10/21/chartex" xmlns:cx3="http://schemas.microsoft.com/office/drawing/2016/5/9/chartex" xmlns:cx4="http://schemas.microsoft.com/office/drawing/2016/5/10/chartex" xmlns:cx5="http://schemas.microsoft.com/office/drawing/2016/5/11/chartex" xmlns:cx6="http://schemas.microsoft.com/office/drawing/2016/5/12/chartex" xmlns:cx7="http://schemas.microsoft.com/office/drawing/2016/5/13/chartex" xmlns:cx8="http://schemas.microsoft.com/office/drawing/2016/5/14/chartex" xmlns:mc="http://schemas.openxmlformats.org/markup-compatibility/2006" xmlns:aink="http://schemas.microsoft.com/office/drawing/2016/ink" xmlns:am3d="http://schemas.microsoft.com/office/drawing/2017/model3d" xmlns:o="urn:schemas-microsoft-com:office:office" xmlns:oel="http://schemas.microsoft.com/office/2019/extlst" xmlns:r="http://schemas.openxmlformats.org/officeDocument/2006/relationships" xmlns:m="http://schemas.openxmlformats.org/officeDocument/2006/math" xmlns:v="urn:schemas-microsoft-com:vml" xmlns:wp14="http://schemas.microsoft.com/office/word/2010/wordprocessingDrawing" xmlns:wp="http://schemas.openxmlformats.org/drawingml/2006/wordprocessingDrawing" xmlns:w10="urn:schemas-microsoft-com:office:word" xmlns:w="http://schemas.openxmlformats.org/wordprocessingml/2006/main" xmlns:w14="http://schemas.microsoft.com/office/word/2010/wordml" xmlns:w15="http://schemas.microsoft.com/office/word/2012/wordml" xmlns:w16cex="http://schemas.microsoft.com/office/word/2018/wordml/cex" xmlns:w16cid="http://schemas.microsoft.com/office/word/2016/wordml/cid" xmlns:w16="http://schemas.microsoft.com/office/word/2018/wordml" xmlns:w16du="http://schemas.microsoft.com/office/word/2023/wordml/word16du" xmlns:w16sdtdh="http://schemas.microsoft.com/office/word/2020/wordml/sdtdatahash" xmlns:w16sdtfl="http://schemas.microsoft.com/office/word/2024/wordml/sdtformatlock" xmlns:w16se="http://schemas.microsoft.com/office/word/2015/wordml/symex" xmlns:wpg="http://schemas.microsoft.com/office/word/2010/wordprocessingGroup" xmlns:wpi="http://schemas.microsoft.com/office/word/2010/wordprocessingInk" xmlns:wne="http://schemas.microsoft.com/office/word/2006/wordml" xmlns:wps="http://schemas.microsoft.com/office/word/2010/wordprocessingShape" mc:Ignorable="w14 w15 w16se w16cid w16 w16cex w16sdtdh w16sdtfl w16du wp14">
   <w:p>
     <w:pPr>
       <w:pStyle w:val="Footer"/>
@@ -220,7 +231,7 @@
 </file>
 
 <file path=word/footer3.xml><?xml version="1.0" encoding="utf-8"?>
-<w:ftr xmlns:wpc="http://schemas.microsoft.com/office/word/2010/wordprocessingCanvas" xmlns:cx="http://schemas.microsoft.com/office/drawing/2014/chartex" xmlns:cx1="http://schemas.microsoft.com/office/drawing/2015/9/8/chartex" xmlns:cx2="http://schemas.microsoft.com/office/drawing/2015/10/21/chartex" xmlns:cx3="http://schemas.microsoft.com/office/drawing/2016/5/9/chartex" xmlns:cx4="http://schemas.microsoft.com/office/drawing/2016/5/10/chartex" xmlns:cx5="http://schemas.microsoft.com/office/drawing/2016/5/11/chartex" xmlns:cx6="http://schemas.microsoft.com/office/drawing/2016/5/12/chartex" xmlns:cx7="http://schemas.microsoft.com/office/drawing/2016/5/13/chartex" xmlns:cx8="http://schemas.microsoft.com/office/drawing/2016/5/14/chartex" xmlns:mc="http://schemas.openxmlformats.org/markup-compatibility/2006" xmlns:aink="http://schemas.microsoft.com/office/drawing/2016/ink" xmlns:am3d="http://schemas.microsoft.com/office/drawing/2017/model3d" xmlns:o="urn:schemas-microsoft-com:office:office" xmlns:oel="http://schemas.microsoft.com/office/2019/extlst" xmlns:r="http://schemas.openxmlformats.org/officeDocument/2006/relationships" xmlns:m="http://schemas.openxmlformats.org/officeDocument/2006/math" xmlns:v="urn:schemas-microsoft-com:vml" xmlns:wp14="http://schemas.microsoft.com/office/word/2010/wordprocessingDrawing" xmlns:wp="http://schemas.openxmlformats.org/drawingml/2006/wordprocessingDrawing" xmlns:w10="urn:schemas-microsoft-com:office:word" xmlns:w="http://schemas.openxmlformats.org/wordprocessingml/2006/main" xmlns:w14="http://schemas.microsoft.com/office/word/2010/wordml" xmlns:w15="http://schemas.microsoft.com/office/word/2012/wordml" xmlns:w16cex="http://schemas.microsoft.com/office/word/2018/wordml/cex" xmlns:w16cid="http://schemas.microsoft.com/office/word/2016/wordml/cid" xmlns:w16="http://schemas.microsoft.com/office/word/2018/wordml" xmlns:w16sdtdh="http://schemas.microsoft.com/office/word/2020/wordml/sdtdatahash" xmlns:w16se="http://schemas.microsoft.com/office/word/2015/wordml/symex" xmlns:wpg="http://schemas.microsoft.com/office/word/2010/wordprocessingGroup" xmlns:wpi="http://schemas.microsoft.com/office/word/2010/wordprocessingInk" xmlns:wne="http://schemas.microsoft.com/office/word/2006/wordml" xmlns:wps="http://schemas.microsoft.com/office/word/2010/wordprocessingShape" mc:Ignorable="w14 w15 w16se w16cid w16 w16cex w16sdtdh wp14">
+<w:ftr xmlns:wpc="http://schemas.microsoft.com/office/word/2010/wordprocessingCanvas" xmlns:cx="http://schemas.microsoft.com/office/drawing/2014/chartex" xmlns:cx1="http://schemas.microsoft.com/office/drawing/2015/9/8/chartex" xmlns:cx2="http://schemas.microsoft.com/office/drawing/2015/10/21/chartex" xmlns:cx3="http://schemas.microsoft.com/office/drawing/2016/5/9/chartex" xmlns:cx4="http://schemas.microsoft.com/office/drawing/2016/5/10/chartex" xmlns:cx5="http://schemas.microsoft.com/office/drawing/2016/5/11/chartex" xmlns:cx6="http://schemas.microsoft.com/office/drawing/2016/5/12/chartex" xmlns:cx7="http://schemas.microsoft.com/office/drawing/2016/5/13/chartex" xmlns:cx8="http://schemas.microsoft.com/office/drawing/2016/5/14/chartex" xmlns:mc="http://schemas.openxmlformats.org/markup-compatibility/2006" xmlns:aink="http://schemas.microsoft.com/office/drawing/2016/ink" xmlns:am3d="http://schemas.microsoft.com/office/drawing/2017/model3d" xmlns:o="urn:schemas-microsoft-com:office:office" xmlns:oel="http://schemas.microsoft.com/office/2019/extlst" xmlns:r="http://schemas.openxmlformats.org/officeDocument/2006/relationships" xmlns:m="http://schemas.openxmlformats.org/officeDocument/2006/math" xmlns:v="urn:schemas-microsoft-com:vml" xmlns:wp14="http://schemas.microsoft.com/office/word/2010/wordprocessingDrawing" xmlns:wp="http://schemas.openxmlformats.org/drawingml/2006/wordprocessingDrawing" xmlns:w10="urn:schemas-microsoft-com:office:word" xmlns:w="http://schemas.openxmlformats.org/wordprocessingml/2006/main" xmlns:w14="http://schemas.microsoft.com/office/word/2010/wordml" xmlns:w15="http://schemas.microsoft.com/office/word/2012/wordml" xmlns:w16cex="http://schemas.microsoft.com/office/word/2018/wordml/cex" xmlns:w16cid="http://schemas.microsoft.com/office/word/2016/wordml/cid" xmlns:w16="http://schemas.microsoft.com/office/word/2018/wordml" xmlns:w16du="http://schemas.microsoft.com/office/word/2023/wordml/word16du" xmlns:w16sdtdh="http://schemas.microsoft.com/office/word/2020/wordml/sdtdatahash" xmlns:w16sdtfl="http://schemas.microsoft.com/office/word/2024/wordml/sdtformatlock" xmlns:w16se="http://schemas.microsoft.com/office/word/2015/wordml/symex" xmlns:wpg="http://schemas.microsoft.com/office/word/2010/wordprocessingGroup" xmlns:wpi="http://schemas.microsoft.com/office/word/2010/wordprocessingInk" xmlns:wne="http://schemas.microsoft.com/office/word/2006/wordml" xmlns:wps="http://schemas.microsoft.com/office/word/2010/wordprocessingShape" mc:Ignorable="w14 w15 w16se w16cid w16 w16cex w16sdtdh w16sdtfl w16du wp14">
   <w:p>
     <w:pPr>
       <w:pStyle w:val="Footer"/>
@@ -230,7 +241,7 @@
 </file>
 
 <file path=word/footnotes.xml><?xml version="1.0" encoding="utf-8"?>
-<w:footnotes xmlns:wpc="http://schemas.microsoft.com/office/word/2010/wordprocessingCanvas" xmlns:cx="http://schemas.microsoft.com/office/drawing/2014/chartex" xmlns:cx1="http://schemas.microsoft.com/office/drawing/2015/9/8/chartex" xmlns:cx2="http://schemas.microsoft.com/office/drawing/2015/10/21/chartex" xmlns:cx3="http://schemas.microsoft.com/office/drawing/2016/5/9/chartex" xmlns:cx4="http://schemas.microsoft.com/office/drawing/2016/5/10/chartex" xmlns:cx5="http://schemas.microsoft.com/office/drawing/2016/5/11/chartex" xmlns:cx6="http://schemas.microsoft.com/office/drawing/2016/5/12/chartex" xmlns:cx7="http://schemas.microsoft.com/office/drawing/2016/5/13/chartex" xmlns:cx8="http://schemas.microsoft.com/office/drawing/2016/5/14/chartex" xmlns:mc="http://schemas.openxmlformats.org/markup-compatibility/2006" xmlns:aink="http://schemas.microsoft.com/office/drawing/2016/ink" xmlns:am3d="http://schemas.microsoft.com/office/drawing/2017/model3d" xmlns:o="urn:schemas-microsoft-com:office:office" xmlns:oel="http://schemas.microsoft.com/office/2019/extlst" xmlns:r="http://schemas.openxmlformats.org/officeDocument/2006/relationships" xmlns:m="http://schemas.openxmlformats.org/officeDocument/2006/math" xmlns:v="urn:schemas-microsoft-com:vml" xmlns:wp14="http://schemas.microsoft.com/office/word/2010/wordprocessingDrawing" xmlns:wp="http://schemas.openxmlformats.org/drawingml/2006/wordprocessingDrawing" xmlns:w10="urn:schemas-microsoft-com:office:word" xmlns:w="http://schemas.openxmlformats.org/wordprocessingml/2006/main" xmlns:w14="http://schemas.microsoft.com/office/word/2010/wordml" xmlns:w15="http://schemas.microsoft.com/office/word/2012/wordml" xmlns:w16cex="http://schemas.microsoft.com/office/word/2018/wordml/cex" xmlns:w16cid="http://schemas.microsoft.com/office/word/2016/wordml/cid" xmlns:w16="http://schemas.microsoft.com/office/word/2018/wordml" xmlns:w16sdtdh="http://schemas.microsoft.com/office/word/2020/wordml/sdtdatahash" xmlns:w16se="http://schemas.microsoft.com/office/word/2015/wordml/symex" xmlns:wpg="http://schemas.microsoft.com/office/word/2010/wordprocessingGroup" xmlns:wpi="http://schemas.microsoft.com/office/word/2010/wordprocessingInk" xmlns:wne="http://schemas.microsoft.com/office/word/2006/wordml" xmlns:wps="http://schemas.microsoft.com/office/word/2010/wordprocessingShape" mc:Ignorable="w14 w15 w16se w16cid w16 w16cex w16sdtdh wp14">
+<w:footnotes xmlns:wpc="http://schemas.microsoft.com/office/word/2010/wordprocessingCanvas" xmlns:cx="http://schemas.microsoft.com/office/drawing/2014/chartex" xmlns:cx1="http://schemas.microsoft.com/office/drawing/2015/9/8/chartex" xmlns:cx2="http://schemas.microsoft.com/office/drawing/2015/10/21/chartex" xmlns:cx3="http://schemas.microsoft.com/office/drawing/2016/5/9/chartex" xmlns:cx4="http://schemas.microsoft.com/office/drawing/2016/5/10/chartex" xmlns:cx5="http://schemas.microsoft.com/office/drawing/2016/5/11/chartex" xmlns:cx6="http://schemas.microsoft.com/office/drawing/2016/5/12/chartex" xmlns:cx7="http://schemas.microsoft.com/office/drawing/2016/5/13/chartex" xmlns:cx8="http://schemas.microsoft.com/office/drawing/2016/5/14/chartex" xmlns:mc="http://schemas.openxmlformats.org/markup-compatibility/2006" xmlns:aink="http://schemas.microsoft.com/office/drawing/2016/ink" xmlns:am3d="http://schemas.microsoft.com/office/drawing/2017/model3d" xmlns:o="urn:schemas-microsoft-com:office:office" xmlns:oel="http://schemas.microsoft.com/office/2019/extlst" xmlns:r="http://schemas.openxmlformats.org/officeDocument/2006/relationships" xmlns:m="http://schemas.openxmlformats.org/officeDocument/2006/math" xmlns:v="urn:schemas-microsoft-com:vml" xmlns:wp14="http://schemas.microsoft.com/office/word/2010/wordprocessingDrawing" xmlns:wp="http://schemas.openxmlformats.org/drawingml/2006/wordprocessingDrawing" xmlns:w10="urn:schemas-microsoft-com:office:word" xmlns:w="http://schemas.openxmlformats.org/wordprocessingml/2006/main" xmlns:w14="http://schemas.microsoft.com/office/word/2010/wordml" xmlns:w15="http://schemas.microsoft.com/office/word/2012/wordml" xmlns:w16cex="http://schemas.microsoft.com/office/word/2018/wordml/cex" xmlns:w16cid="http://schemas.microsoft.com/office/word/2016/wordml/cid" xmlns:w16="http://schemas.microsoft.com/office/word/2018/wordml" xmlns:w16du="http://schemas.microsoft.com/office/word/2023/wordml/word16du" xmlns:w16sdtdh="http://schemas.microsoft.com/office/word/2020/wordml/sdtdatahash" xmlns:w16sdtfl="http://schemas.microsoft.com/office/word/2024/wordml/sdtformatlock" xmlns:w16se="http://schemas.microsoft.com/office/word/2015/wordml/symex" xmlns:wpg="http://schemas.microsoft.com/office/word/2010/wordprocessingGroup" xmlns:wpi="http://schemas.microsoft.com/office/word/2010/wordprocessingInk" xmlns:wne="http://schemas.microsoft.com/office/word/2006/wordml" xmlns:wps="http://schemas.microsoft.com/office/word/2010/wordprocessingShape" mc:Ignorable="w14 w15 w16se w16cid w16 w16cex w16sdtdh w16sdtfl w16du wp14">
   <w:footnote w:type="separator" w:id="-1">
     <w:p>
       <w:pPr>
@@ -255,7 +266,7 @@
 </file>
 
 <file path=word/header1.xml><?xml version="1.0" encoding="utf-8"?>
-<w:hdr xmlns:wpc="http://schemas.microsoft.com/office/word/2010/wordprocessingCanvas" xmlns:cx="http://schemas.microsoft.com/office/drawing/2014/chartex" xmlns:cx1="http://schemas.microsoft.com/office/drawing/2015/9/8/chartex" xmlns:cx2="http://schemas.microsoft.com/office/drawing/2015/10/21/chartex" xmlns:cx3="http://schemas.microsoft.com/office/drawing/2016/5/9/chartex" xmlns:cx4="http://schemas.microsoft.com/office/drawing/2016/5/10/chartex" xmlns:cx5="http://schemas.microsoft.com/office/drawing/2016/5/11/chartex" xmlns:cx6="http://schemas.microsoft.com/office/drawing/2016/5/12/chartex" xmlns:cx7="http://schemas.microsoft.com/office/drawing/2016/5/13/chartex" xmlns:cx8="http://schemas.microsoft.com/office/drawing/2016/5/14/chartex" xmlns:mc="http://schemas.openxmlformats.org/markup-compatibility/2006" xmlns:aink="http://schemas.microsoft.com/office/drawing/2016/ink" xmlns:am3d="http://schemas.microsoft.com/office/drawing/2017/model3d" xmlns:o="urn:schemas-microsoft-com:office:office" xmlns:oel="http://schemas.microsoft.com/office/2019/extlst" xmlns:r="http://schemas.openxmlformats.org/officeDocument/2006/relationships" xmlns:m="http://schemas.openxmlformats.org/officeDocument/2006/math" xmlns:v="urn:schemas-microsoft-com:vml" xmlns:wp14="http://schemas.microsoft.com/office/word/2010/wordprocessingDrawing" xmlns:wp="http://schemas.openxmlformats.org/drawingml/2006/wordprocessingDrawing" xmlns:w10="urn:schemas-microsoft-com:office:word" xmlns:w="http://schemas.openxmlformats.org/wordprocessingml/2006/main" xmlns:w14="http://schemas.microsoft.com/office/word/2010/wordml" xmlns:w15="http://schemas.microsoft.com/office/word/2012/wordml" xmlns:w16cex="http://schemas.microsoft.com/office/word/2018/wordml/cex" xmlns:w16cid="http://schemas.microsoft.com/office/word/2016/wordml/cid" xmlns:w16="http://schemas.microsoft.com/office/word/2018/wordml" xmlns:w16sdtdh="http://schemas.microsoft.com/office/word/2020/wordml/sdtdatahash" xmlns:w16se="http://schemas.microsoft.com/office/word/2015/wordml/symex" xmlns:wpg="http://schemas.microsoft.com/office/word/2010/wordprocessingGroup" xmlns:wpi="http://schemas.microsoft.com/office/word/2010/wordprocessingInk" xmlns:wne="http://schemas.microsoft.com/office/word/2006/wordml" xmlns:wps="http://schemas.microsoft.com/office/word/2010/wordprocessingShape" mc:Ignorable="w14 w15 w16se w16cid w16 w16cex w16sdtdh wp14">
+<w:hdr xmlns:wpc="http://schemas.microsoft.com/office/word/2010/wordprocessingCanvas" xmlns:cx="http://schemas.microsoft.com/office/drawing/2014/chartex" xmlns:cx1="http://schemas.microsoft.com/office/drawing/2015/9/8/chartex" xmlns:cx2="http://schemas.microsoft.com/office/drawing/2015/10/21/chartex" xmlns:cx3="http://schemas.microsoft.com/office/drawing/2016/5/9/chartex" xmlns:cx4="http://schemas.microsoft.com/office/drawing/2016/5/10/chartex" xmlns:cx5="http://schemas.microsoft.com/office/drawing/2016/5/11/chartex" xmlns:cx6="http://schemas.microsoft.com/office/drawing/2016/5/12/chartex" xmlns:cx7="http://schemas.microsoft.com/office/drawing/2016/5/13/chartex" xmlns:cx8="http://schemas.microsoft.com/office/drawing/2016/5/14/chartex" xmlns:mc="http://schemas.openxmlformats.org/markup-compatibility/2006" xmlns:aink="http://schemas.microsoft.com/office/drawing/2016/ink" xmlns:am3d="http://schemas.microsoft.com/office/drawing/2017/model3d" xmlns:o="urn:schemas-microsoft-com:office:office" xmlns:oel="http://schemas.microsoft.com/office/2019/extlst" xmlns:r="http://schemas.openxmlformats.org/officeDocument/2006/relationships" xmlns:m="http://schemas.openxmlformats.org/officeDocument/2006/math" xmlns:v="urn:schemas-microsoft-com:vml" xmlns:wp14="http://schemas.microsoft.com/office/word/2010/wordprocessingDrawing" xmlns:wp="http://schemas.openxmlformats.org/drawingml/2006/wordprocessingDrawing" xmlns:w10="urn:schemas-microsoft-com:office:word" xmlns:w="http://schemas.openxmlformats.org/wordprocessingml/2006/main" xmlns:w14="http://schemas.microsoft.com/office/word/2010/wordml" xmlns:w15="http://schemas.microsoft.com/office/word/2012/wordml" xmlns:w16cex="http://schemas.microsoft.com/office/word/2018/wordml/cex" xmlns:w16cid="http://schemas.microsoft.com/office/word/2016/wordml/cid" xmlns:w16="http://schemas.microsoft.com/office/word/2018/wordml" xmlns:w16du="http://schemas.microsoft.com/office/word/2023/wordml/word16du" xmlns:w16sdtdh="http://schemas.microsoft.com/office/word/2020/wordml/sdtdatahash" xmlns:w16sdtfl="http://schemas.microsoft.com/office/word/2024/wordml/sdtformatlock" xmlns:w16se="http://schemas.microsoft.com/office/word/2015/wordml/symex" xmlns:wpg="http://schemas.microsoft.com/office/word/2010/wordprocessingGroup" xmlns:wpi="http://schemas.microsoft.com/office/word/2010/wordprocessingInk" xmlns:wne="http://schemas.microsoft.com/office/word/2006/wordml" xmlns:wps="http://schemas.microsoft.com/office/word/2010/wordprocessingShape" mc:Ignorable="w14 w15 w16se w16cid w16 w16cex w16sdtdh w16sdtfl w16du wp14">
   <w:p>
     <w:pPr>
       <w:pStyle w:val="Header"/>
@@ -265,7 +276,7 @@
 </file>
 
 <file path=word/header2.xml><?xml version="1.0" encoding="utf-8"?>
-<w:hdr xmlns:wpc="http://schemas.microsoft.com/office/word/2010/wordprocessingCanvas" xmlns:cx="http://schemas.microsoft.com/office/drawing/2014/chartex" xmlns:cx1="http://schemas.microsoft.com/office/drawing/2015/9/8/chartex" xmlns:cx2="http://schemas.microsoft.com/office/drawing/2015/10/21/chartex" xmlns:cx3="http://schemas.microsoft.com/office/drawing/2016/5/9/chartex" xmlns:cx4="http://schemas.microsoft.com/office/drawing/2016/5/10/chartex" xmlns:cx5="http://schemas.microsoft.com/office/drawing/2016/5/11/chartex" xmlns:cx6="http://schemas.microsoft.com/office/drawing/2016/5/12/chartex" xmlns:cx7="http://schemas.microsoft.com/office/drawing/2016/5/13/chartex" xmlns:cx8="http://schemas.microsoft.com/office/drawing/2016/5/14/chartex" xmlns:mc="http://schemas.openxmlformats.org/markup-compatibility/2006" xmlns:aink="http://schemas.microsoft.com/office/drawing/2016/ink" xmlns:am3d="http://schemas.microsoft.com/office/drawing/2017/model3d" xmlns:o="urn:schemas-microsoft-com:office:office" xmlns:oel="http://schemas.microsoft.com/office/2019/extlst" xmlns:r="http://schemas.openxmlformats.org/officeDocument/2006/relationships" xmlns:m="http://schemas.openxmlformats.org/officeDocument/2006/math" xmlns:v="urn:schemas-microsoft-com:vml" xmlns:wp14="http://schemas.microsoft.com/office/word/2010/wordprocessingDrawing" xmlns:wp="http://schemas.openxmlformats.org/drawingml/2006/wordprocessingDrawing" xmlns:w10="urn:schemas-microsoft-com:office:word" xmlns:w="http://schemas.openxmlformats.org/wordprocessingml/2006/main" xmlns:w14="http://schemas.microsoft.com/office/word/2010/wordml" xmlns:w15="http://schemas.microsoft.com/office/word/2012/wordml" xmlns:w16cex="http://schemas.microsoft.com/office/word/2018/wordml/cex" xmlns:w16cid="http://schemas.microsoft.com/office/word/2016/wordml/cid" xmlns:w16="http://schemas.microsoft.com/office/word/2018/wordml" xmlns:w16sdtdh="http://schemas.microsoft.com/office/word/2020/wordml/sdtdatahash" xmlns:w16se="http://schemas.microsoft.com/office/word/2015/wordml/symex" xmlns:wpg="http://schemas.microsoft.com/office/word/2010/wordprocessingGroup" xmlns:wpi="http://schemas.microsoft.com/office/word/2010/wordprocessingInk" xmlns:wne="http://schemas.microsoft.com/office/word/2006/wordml" xmlns:wps="http://schemas.microsoft.com/office/word/2010/wordprocessingShape" mc:Ignorable="w14 w15 w16se w16cid w16 w16cex w16sdtdh wp14">
+<w:hdr xmlns:wpc="http://schemas.microsoft.com/office/word/2010/wordprocessingCanvas" xmlns:cx="http://schemas.microsoft.com/office/drawing/2014/chartex" xmlns:cx1="http://schemas.microsoft.com/office/drawing/2015/9/8/chartex" xmlns:cx2="http://schemas.microsoft.com/office/drawing/2015/10/21/chartex" xmlns:cx3="http://schemas.microsoft.com/office/drawing/2016/5/9/chartex" xmlns:cx4="http://schemas.microsoft.com/office/drawing/2016/5/10/chartex" xmlns:cx5="http://schemas.microsoft.com/office/drawing/2016/5/11/chartex" xmlns:cx6="http://schemas.microsoft.com/office/drawing/2016/5/12/chartex" xmlns:cx7="http://schemas.microsoft.com/office/drawing/2016/5/13/chartex" xmlns:cx8="http://schemas.microsoft.com/office/drawing/2016/5/14/chartex" xmlns:mc="http://schemas.openxmlformats.org/markup-compatibility/2006" xmlns:aink="http://schemas.microsoft.com/office/drawing/2016/ink" xmlns:am3d="http://schemas.microsoft.com/office/drawing/2017/model3d" xmlns:o="urn:schemas-microsoft-com:office:office" xmlns:oel="http://schemas.microsoft.com/office/2019/extlst" xmlns:r="http://schemas.openxmlformats.org/officeDocument/2006/relationships" xmlns:m="http://schemas.openxmlformats.org/officeDocument/2006/math" xmlns:v="urn:schemas-microsoft-com:vml" xmlns:wp14="http://schemas.microsoft.com/office/word/2010/wordprocessingDrawing" xmlns:wp="http://schemas.openxmlformats.org/drawingml/2006/wordprocessingDrawing" xmlns:w10="urn:schemas-microsoft-com:office:word" xmlns:w="http://schemas.openxmlformats.org/wordprocessingml/2006/main" xmlns:w14="http://schemas.microsoft.com/office/word/2010/wordml" xmlns:w15="http://schemas.microsoft.com/office/word/2012/wordml" xmlns:w16cex="http://schemas.microsoft.com/office/word/2018/wordml/cex" xmlns:w16cid="http://schemas.microsoft.com/office/word/2016/wordml/cid" xmlns:w16="http://schemas.microsoft.com/office/word/2018/wordml" xmlns:w16du="http://schemas.microsoft.com/office/word/2023/wordml/word16du" xmlns:w16sdtdh="http://schemas.microsoft.com/office/word/2020/wordml/sdtdatahash" xmlns:w16sdtfl="http://schemas.microsoft.com/office/word/2024/wordml/sdtformatlock" xmlns:w16se="http://schemas.microsoft.com/office/word/2015/wordml/symex" xmlns:wpg="http://schemas.microsoft.com/office/word/2010/wordprocessingGroup" xmlns:wpi="http://schemas.microsoft.com/office/word/2010/wordprocessingInk" xmlns:wne="http://schemas.microsoft.com/office/word/2006/wordml" xmlns:wps="http://schemas.microsoft.com/office/word/2010/wordprocessingShape" mc:Ignorable="w14 w15 w16se w16cid w16 w16cex w16sdtdh w16sdtfl w16du wp14">
   <w:p>
     <w:pPr>
       <w:pStyle w:val="Header"/>
@@ -276,7 +287,7 @@
 </file>
 
 <file path=word/header3.xml><?xml version="1.0" encoding="utf-8"?>
-<w:hdr xmlns:wpc="http://schemas.microsoft.com/office/word/2010/wordprocessingCanvas" xmlns:cx="http://schemas.microsoft.com/office/drawing/2014/chartex" xmlns:cx1="http://schemas.microsoft.com/office/drawing/2015/9/8/chartex" xmlns:cx2="http://schemas.microsoft.com/office/drawing/2015/10/21/chartex" xmlns:cx3="http://schemas.microsoft.com/office/drawing/2016/5/9/chartex" xmlns:cx4="http://schemas.microsoft.com/office/drawing/2016/5/10/chartex" xmlns:cx5="http://schemas.microsoft.com/office/drawing/2016/5/11/chartex" xmlns:cx6="http://schemas.microsoft.com/office/drawing/2016/5/12/chartex" xmlns:cx7="http://schemas.microsoft.com/office/drawing/2016/5/13/chartex" xmlns:cx8="http://schemas.microsoft.com/office/drawing/2016/5/14/chartex" xmlns:mc="http://schemas.openxmlformats.org/markup-compatibility/2006" xmlns:aink="http://schemas.microsoft.com/office/drawing/2016/ink" xmlns:am3d="http://schemas.microsoft.com/office/drawing/2017/model3d" xmlns:o="urn:schemas-microsoft-com:office:office" xmlns:oel="http://schemas.microsoft.com/office/2019/extlst" xmlns:r="http://schemas.openxmlformats.org/officeDocument/2006/relationships" xmlns:m="http://schemas.openxmlformats.org/officeDocument/2006/math" xmlns:v="urn:schemas-microsoft-com:vml" xmlns:wp14="http://schemas.microsoft.com/office/word/2010/wordprocessingDrawing" xmlns:wp="http://schemas.openxmlformats.org/drawingml/2006/wordprocessingDrawing" xmlns:w10="urn:schemas-microsoft-com:office:word" xmlns:w="http://schemas.openxmlformats.org/wordprocessingml/2006/main" xmlns:w14="http://schemas.microsoft.com/office/word/2010/wordml" xmlns:w15="http://schemas.microsoft.com/office/word/2012/wordml" xmlns:w16cex="http://schemas.microsoft.com/office/word/2018/wordml/cex" xmlns:w16cid="http://schemas.microsoft.com/office/word/2016/wordml/cid" xmlns:w16="http://schemas.microsoft.com/office/word/2018/wordml" xmlns:w16sdtdh="http://schemas.microsoft.com/office/word/2020/wordml/sdtdatahash" xmlns:w16se="http://schemas.microsoft.com/office/word/2015/wordml/symex" xmlns:wpg="http://schemas.microsoft.com/office/word/2010/wordprocessingGroup" xmlns:wpi="http://schemas.microsoft.com/office/word/2010/wordprocessingInk" xmlns:wne="http://schemas.microsoft.com/office/word/2006/wordml" xmlns:wps="http://schemas.microsoft.com/office/word/2010/wordprocessingShape" mc:Ignorable="w14 w15 w16se w16cid w16 w16cex w16sdtdh wp14">
+<w:hdr xmlns:wpc="http://schemas.microsoft.com/office/word/2010/wordprocessingCanvas" xmlns:cx="http://schemas.microsoft.com/office/drawing/2014/chartex" xmlns:cx1="http://schemas.microsoft.com/office/drawing/2015/9/8/chartex" xmlns:cx2="http://schemas.microsoft.com/office/drawing/2015/10/21/chartex" xmlns:cx3="http://schemas.microsoft.com/office/drawing/2016/5/9/chartex" xmlns:cx4="http://schemas.microsoft.com/office/drawing/2016/5/10/chartex" xmlns:cx5="http://schemas.microsoft.com/office/drawing/2016/5/11/chartex" xmlns:cx6="http://schemas.microsoft.com/office/drawing/2016/5/12/chartex" xmlns:cx7="http://schemas.microsoft.com/office/drawing/2016/5/13/chartex" xmlns:cx8="http://schemas.microsoft.com/office/drawing/2016/5/14/chartex" xmlns:mc="http://schemas.openxmlformats.org/markup-compatibility/2006" xmlns:aink="http://schemas.microsoft.com/office/drawing/2016/ink" xmlns:am3d="http://schemas.microsoft.com/office/drawing/2017/model3d" xmlns:o="urn:schemas-microsoft-com:office:office" xmlns:oel="http://schemas.microsoft.com/office/2019/extlst" xmlns:r="http://schemas.openxmlformats.org/officeDocument/2006/relationships" xmlns:m="http://schemas.openxmlformats.org/officeDocument/2006/math" xmlns:v="urn:schemas-microsoft-com:vml" xmlns:wp14="http://schemas.microsoft.com/office/word/2010/wordprocessingDrawing" xmlns:wp="http://schemas.openxmlformats.org/drawingml/2006/wordprocessingDrawing" xmlns:w10="urn:schemas-microsoft-com:office:word" xmlns:w="http://schemas.openxmlformats.org/wordprocessingml/2006/main" xmlns:w14="http://schemas.microsoft.com/office/word/2010/wordml" xmlns:w15="http://schemas.microsoft.com/office/word/2012/wordml" xmlns:w16cex="http://schemas.microsoft.com/office/word/2018/wordml/cex" xmlns:w16cid="http://schemas.microsoft.com/office/word/2016/wordml/cid" xmlns:w16="http://schemas.microsoft.com/office/word/2018/wordml" xmlns:w16du="http://schemas.microsoft.com/office/word/2023/wordml/word16du" xmlns:w16sdtdh="http://schemas.microsoft.com/office/word/2020/wordml/sdtdatahash" xmlns:w16sdtfl="http://schemas.microsoft.com/office/word/2024/wordml/sdtformatlock" xmlns:w16se="http://schemas.microsoft.com/office/word/2015/wordml/symex" xmlns:wpg="http://schemas.microsoft.com/office/word/2010/wordprocessingGroup" xmlns:wpi="http://schemas.microsoft.com/office/word/2010/wordprocessingInk" xmlns:wne="http://schemas.microsoft.com/office/word/2006/wordml" xmlns:wps="http://schemas.microsoft.com/office/word/2010/wordprocessingShape" mc:Ignorable="w14 w15 w16se w16cid w16 w16cex w16sdtdh w16sdtfl w16du wp14">
   <w:p>
     <w:pPr>
       <w:pStyle w:val="Header"/>
@@ -285,7 +296,7 @@
     <w:r>
       <w:tab/>
       <w:tab/>
-      <w:t>2026-06-17</w:t>
+      <w:t>2026-06-18</w:t>
       <w:br/>
       <w:br/>
     </w:r>
@@ -298,7 +309,7 @@
 </file>
 
 <file path=word/numbering.xml><?xml version="1.0" encoding="utf-8"?>
-<w:numbering xmlns:wpc="http://schemas.microsoft.com/office/word/2010/wordprocessingCanvas" xmlns:cx="http://schemas.microsoft.com/office/drawing/2014/chartex" xmlns:cx1="http://schemas.microsoft.com/office/drawing/2015/9/8/chartex" xmlns:cx2="http://schemas.microsoft.com/office/drawing/2015/10/21/chartex" xmlns:cx3="http://schemas.microsoft.com/office/drawing/2016/5/9/chartex" xmlns:cx4="http://schemas.microsoft.com/office/drawing/2016/5/10/chartex" xmlns:cx5="http://schemas.microsoft.com/office/drawing/2016/5/11/chartex" xmlns:cx6="http://schemas.microsoft.com/office/drawing/2016/5/12/chartex" xmlns:cx7="http://schemas.microsoft.com/office/drawing/2016/5/13/chartex" xmlns:cx8="http://schemas.microsoft.com/office/drawing/2016/5/14/chartex" xmlns:mc="http://schemas.openxmlformats.org/markup-compatibility/2006" xmlns:aink="http://schemas.microsoft.com/office/drawing/2016/ink" xmlns:am3d="http://schemas.microsoft.com/office/drawing/2017/model3d" xmlns:o="urn:schemas-microsoft-com:office:office" xmlns:oel="http://schemas.microsoft.com/office/2019/extlst" xmlns:r="http://schemas.openxmlformats.org/officeDocument/2006/relationships" xmlns:m="http://schemas.openxmlformats.org/officeDocument/2006/math" xmlns:v="urn:schemas-microsoft-com:vml" xmlns:wp14="http://schemas.microsoft.com/office/word/2010/wordprocessingDrawing" xmlns:wp="http://schemas.openxmlformats.org/drawingml/2006/wordprocessingDrawing" xmlns:w10="urn:schemas-microsoft-com:office:word" xmlns:w="http://schemas.openxmlformats.org/wordprocessingml/2006/main" xmlns:w14="http://schemas.microsoft.com/office/word/2010/wordml" xmlns:w15="http://schemas.microsoft.com/office/word/2012/wordml" xmlns:w16cex="http://schemas.microsoft.com/office/word/2018/wordml/cex" xmlns:w16cid="http://schemas.microsoft.com/office/word/2016/wordml/cid" xmlns:w16="http://schemas.microsoft.com/office/word/2018/wordml" xmlns:w16sdtdh="http://schemas.microsoft.com/office/word/2020/wordml/sdtdatahash" xmlns:w16se="http://schemas.microsoft.com/office/word/2015/wordml/symex" xmlns:wpg="http://schemas.microsoft.com/office/word/2010/wordprocessingGroup" xmlns:wpi="http://schemas.microsoft.com/office/word/2010/wordprocessingInk" xmlns:wne="http://schemas.microsoft.com/office/word/2006/wordml" xmlns:wps="http://schemas.microsoft.com/office/word/2010/wordprocessingShape" mc:Ignorable="w14 w15 w16se w16cid w16 w16cex w16sdtdh wp14">
+<w:numbering xmlns:wpc="http://schemas.microsoft.com/office/word/2010/wordprocessingCanvas" xmlns:cx="http://schemas.microsoft.com/office/drawing/2014/chartex" xmlns:cx1="http://schemas.microsoft.com/office/drawing/2015/9/8/chartex" xmlns:cx2="http://schemas.microsoft.com/office/drawing/2015/10/21/chartex" xmlns:cx3="http://schemas.microsoft.com/office/drawing/2016/5/9/chartex" xmlns:cx4="http://schemas.microsoft.com/office/drawing/2016/5/10/chartex" xmlns:cx5="http://schemas.microsoft.com/office/drawing/2016/5/11/chartex" xmlns:cx6="http://schemas.microsoft.com/office/drawing/2016/5/12/chartex" xmlns:cx7="http://schemas.microsoft.com/office/drawing/2016/5/13/chartex" xmlns:cx8="http://schemas.microsoft.com/office/drawing/2016/5/14/chartex" xmlns:mc="http://schemas.openxmlformats.org/markup-compatibility/2006" xmlns:aink="http://schemas.microsoft.com/office/drawing/2016/ink" xmlns:am3d="http://schemas.microsoft.com/office/drawing/2017/model3d" xmlns:o="urn:schemas-microsoft-com:office:office" xmlns:oel="http://schemas.microsoft.com/office/2019/extlst" xmlns:r="http://schemas.openxmlformats.org/officeDocument/2006/relationships" xmlns:m="http://schemas.openxmlformats.org/officeDocument/2006/math" xmlns:v="urn:schemas-microsoft-com:vml" xmlns:wp14="http://schemas.microsoft.com/office/word/2010/wordprocessingDrawing" xmlns:wp="http://schemas.openxmlformats.org/drawingml/2006/wordprocessingDrawing" xmlns:w10="urn:schemas-microsoft-com:office:word" xmlns:w="http://schemas.openxmlformats.org/wordprocessingml/2006/main" xmlns:w14="http://schemas.microsoft.com/office/word/2010/wordml" xmlns:w15="http://schemas.microsoft.com/office/word/2012/wordml" xmlns:w16cex="http://schemas.microsoft.com/office/word/2018/wordml/cex" xmlns:w16cid="http://schemas.microsoft.com/office/word/2016/wordml/cid" xmlns:w16="http://schemas.microsoft.com/office/word/2018/wordml" xmlns:w16du="http://schemas.microsoft.com/office/word/2023/wordml/word16du" xmlns:w16sdtdh="http://schemas.microsoft.com/office/word/2020/wordml/sdtdatahash" xmlns:w16sdtfl="http://schemas.microsoft.com/office/word/2024/wordml/sdtformatlock" xmlns:w16se="http://schemas.microsoft.com/office/word/2015/wordml/symex" xmlns:wpg="http://schemas.microsoft.com/office/word/2010/wordprocessingGroup" xmlns:wpi="http://schemas.microsoft.com/office/word/2010/wordprocessingInk" xmlns:wne="http://schemas.microsoft.com/office/word/2006/wordml" xmlns:wps="http://schemas.microsoft.com/office/word/2010/wordprocessingShape" mc:Ignorable="w14 w15 w16se w16cid w16 w16cex w16sdtdh w16sdtfl w16du wp14">
   <w:abstractNum w:abstractNumId="0" w15:restartNumberingAfterBreak="0">
     <w:nsid w:val="FFFFFF7C"/>
     <w:multiLevelType w:val="singleLevel"/>
@@ -501,7 +512,7 @@
 </file>
 
 <file path=word/styles.xml><?xml version="1.0" encoding="utf-8"?>
-<w:styles xmlns:mc="http://schemas.openxmlformats.org/markup-compatibility/2006" xmlns:r="http://schemas.openxmlformats.org/officeDocument/2006/relationships" xmlns:w="http://schemas.openxmlformats.org/wordprocessingml/2006/main" xmlns:w14="http://schemas.microsoft.com/office/word/2010/wordml" xmlns:w15="http://schemas.microsoft.com/office/word/2012/wordml" xmlns:w16cex="http://schemas.microsoft.com/office/word/2018/wordml/cex" xmlns:w16cid="http://schemas.microsoft.com/office/word/2016/wordml/cid" xmlns:w16="http://schemas.microsoft.com/office/word/2018/wordml" xmlns:w16sdtdh="http://schemas.microsoft.com/office/word/2020/wordml/sdtdatahash" xmlns:w16se="http://schemas.microsoft.com/office/word/2015/wordml/symex" mc:Ignorable="w14 w15 w16se w16cid w16 w16cex w16sdtdh">
+<w:styles xmlns:mc="http://schemas.openxmlformats.org/markup-compatibility/2006" xmlns:r="http://schemas.openxmlformats.org/officeDocument/2006/relationships" xmlns:w="http://schemas.openxmlformats.org/wordprocessingml/2006/main" xmlns:w14="http://schemas.microsoft.com/office/word/2010/wordml" xmlns:w15="http://schemas.microsoft.com/office/word/2012/wordml" xmlns:w16cex="http://schemas.microsoft.com/office/word/2018/wordml/cex" xmlns:w16cid="http://schemas.microsoft.com/office/word/2016/wordml/cid" xmlns:w16="http://schemas.microsoft.com/office/word/2018/wordml" xmlns:w16du="http://schemas.microsoft.com/office/word/2023/wordml/word16du" xmlns:w16sdtdh="http://schemas.microsoft.com/office/word/2020/wordml/sdtdatahash" xmlns:w16sdtfl="http://schemas.microsoft.com/office/word/2024/wordml/sdtformatlock" xmlns:w16se="http://schemas.microsoft.com/office/word/2015/wordml/symex" mc:Ignorable="w14 w15 w16se w16cid w16 w16cex w16sdtdh w16sdtfl w16du">
   <w:docDefaults>
     <w:rPrDefault>
       <w:rPr>
@@ -1259,7 +1270,7 @@
     <w:link w:val="TitleChar"/>
     <w:uiPriority w:val="10"/>
     <w:qFormat/>
-    <w:rsid w:val="007106C8"/>
+    <w:rsid w:val="00E854FA"/>
     <w:pPr>
       <w:spacing w:after="300" w:line="240" w:lineRule="auto"/>
       <w:contextualSpacing/>
@@ -1269,7 +1280,7 @@
       <w:rFonts w:eastAsiaTheme="majorEastAsia" w:cstheme="majorBidi"/>
       <w:spacing w:val="5"/>
       <w:kern w:val="28"/>
-      <w:sz w:val="52"/>
+      <w:sz w:val="40"/>
       <w:szCs w:val="52"/>
       <w:lang w:val="sv-SE" w:eastAsia="en-US" w:bidi="ar-SA"/>
     </w:rPr>
@@ -1279,12 +1290,12 @@
     <w:basedOn w:val="DefaultParagraphFont"/>
     <w:link w:val="Title"/>
     <w:uiPriority w:val="10"/>
-    <w:rsid w:val="007106C8"/>
+    <w:rsid w:val="00E854FA"/>
     <w:rPr>
       <w:rFonts w:ascii="Times New Roman" w:eastAsiaTheme="majorEastAsia" w:hAnsi="Times New Roman" w:cstheme="majorBidi"/>
       <w:spacing w:val="5"/>
       <w:kern w:val="28"/>
-      <w:sz w:val="52"/>
+      <w:sz w:val="40"/>
       <w:szCs w:val="52"/>
       <w:lang w:val="sv-SE" w:eastAsia="en-US" w:bidi="ar-SA"/>
     </w:rPr>

--- a/tillsyn/A 21364-2024 tillsynsbegäran.docx
+++ b/tillsyn/A 21364-2024 tillsynsbegäran.docx
@@ -296,7 +296,7 @@
     <w:r>
       <w:tab/>
       <w:tab/>
-      <w:t>2026-06-18</w:t>
+      <w:t>2026-06-19</w:t>
       <w:br/>
       <w:br/>
     </w:r>

--- a/tillsyn/A 21364-2024 tillsynsbegäran.docx
+++ b/tillsyn/A 21364-2024 tillsynsbegäran.docx
@@ -296,7 +296,7 @@
     <w:r>
       <w:tab/>
       <w:tab/>
-      <w:t>2026-06-19</w:t>
+      <w:t>2026-06-20</w:t>
       <w:br/>
       <w:br/>
     </w:r>

--- a/tillsyn/A 21364-2024 tillsynsbegäran.docx
+++ b/tillsyn/A 21364-2024 tillsynsbegäran.docx
@@ -12,10 +12,7 @@
     </w:p>
     <w:p>
       <w:r>
-        <w:t>Detta dokument behandlar höga naturvärden i avverkningsanmälan A 21364-2024 i Sollefteå kommun som inkom 2024-05-28 och omfattar 2,1 ha.</w:t>
-      </w:r>
-      <w:r>
-        <w:t xml:space="preserve"> I Figur 1 visas fyndplatser för naturvårdsarter i området, som finns registrerade på Artportalen.</w:t>
+        <w:t>Denna tillsynsbegäran behandlar höga naturvärden i avverkningsanmälan A 21364-2024 i Sollefteå kommun som inkom 2024-05-28 och omfattar 2,1 ha.</w:t>
       </w:r>
     </w:p>
     <w:p>
@@ -63,7 +60,20 @@
         <w:spacing w:after="240"/>
       </w:pPr>
       <w:r>
-        <w:t>Figur 1. Fyndplatser för naturvårdsarter i och inom 4 meter från avverkningsanmälan (röd linje). Inom parentes anges rödlistekategorier, S för signalarter, Tför typiska arter och fridlysningsparagrafer i artskyddsförordningen.Markörer utan svart kant är placerade på fyndplatsen. Markörer med svart kant är placerade vid sidan av fyndplatsen och har ett svart streck som visar fyndplatsens exakta position. Kartans mittpunktskoordinat är N 7029512, E 584274 i SWEREF 99 TM.</w:t>
+        <w:t>Figur 1. Fyndplatser för naturvårdsarter i och inom 4 meter från avverkningsanmälan. Markörer utan svart kant är placerade på fyndplatsen. Markörer med svart kant är placerade vid sidan av fyndplatsen har ett svart streck som visar fyndplatsens exakta position. Kartans mittpunktskoordinat är N 7029512, E 584274 i SWEREF 99 TM.</w:t>
+      </w:r>
+    </w:p>
+    <w:p>
+      <w:r>
+        <w:t>I och inom 4 meter från avverkningsanmälan finns fynd av 3 naturvårdsarter, varav 2 är rödlistade och 2 är typiska (T): garnlav (VU, T), grantaggsvamp (NT) och kärrfibbla (T). Se Figur 1.</w:t>
+      </w:r>
+    </w:p>
+    <w:p>
+      <w:pPr>
+        <w:pStyle w:val="Heading1"/>
+      </w:pPr>
+      <w:r>
+        <w:t>Tillsynsbegäran</w:t>
       </w:r>
     </w:p>
     <w:p>
@@ -77,26 +87,16 @@
       </w:r>
     </w:p>
     <w:p>
-      <w:r>
-        <w:t>Nedan beskrivs fynd av naturvårdsarter som gjorts i det avverkningsanmälda området.</w:t>
-      </w:r>
-    </w:p>
-    <w:p>
       <w:pPr>
         <w:pStyle w:val="Heading1"/>
       </w:pPr>
       <w:r>
-        <w:t>Naturvårdsarter</w:t>
+        <w:t>Naturvårdsarter och fridlysta arter</w:t>
       </w:r>
     </w:p>
     <w:p>
       <w:r>
-        <w:t>I och inom 4 meter från avverkningsanmälan har följande 3 naturvårdsarter hittats: garnlav (VU, T), grantaggsvamp (NT) och kärrfibbla (T). Av dessa är 2 rödlistade. För rödlistade arter har rödlistekategorin angivits inom parentes. Typiska arter inom Natura 2000 som är kopplade till skogsekosystem har markerats med (T).</w:t>
-      </w:r>
-    </w:p>
-    <w:p>
-      <w:r>
-        <w:t>De påträffade naturvårdsarterna är ett tydligt kvitto på att det rör sig om en skog med höga naturvärden.</w:t>
+        <w:t>Nedan följer beskrivningar av de naturvårdsarter och fridlysta arter som har sina livsmiljöer och växtplatser i den avverkningsanmälda skogen. De påträffade naturvårdsarterna är ett tydligt kvitto på att det rör sig om en skog med höga naturvärden.</w:t>
       </w:r>
     </w:p>
     <w:p>
@@ -296,7 +296,7 @@
     <w:r>
       <w:tab/>
       <w:tab/>
-      <w:t>2026-06-20</w:t>
+      <w:t>2026-06-21</w:t>
       <w:br/>
       <w:br/>
     </w:r>

--- a/tillsyn/A 21364-2024 tillsynsbegäran.docx
+++ b/tillsyn/A 21364-2024 tillsynsbegäran.docx
@@ -296,7 +296,7 @@
     <w:r>
       <w:tab/>
       <w:tab/>
-      <w:t>2026-06-21</w:t>
+      <w:t>2026-06-22</w:t>
       <w:br/>
       <w:br/>
     </w:r>

--- a/tillsyn/A 21364-2024 tillsynsbegäran.docx
+++ b/tillsyn/A 21364-2024 tillsynsbegäran.docx
@@ -296,7 +296,7 @@
     <w:r>
       <w:tab/>
       <w:tab/>
-      <w:t>2026-06-22</w:t>
+      <w:t>2026-06-23</w:t>
       <w:br/>
       <w:br/>
     </w:r>

--- a/tillsyn/A 21364-2024 tillsynsbegäran.docx
+++ b/tillsyn/A 21364-2024 tillsynsbegäran.docx
@@ -296,7 +296,7 @@
     <w:r>
       <w:tab/>
       <w:tab/>
-      <w:t>2026-06-23</w:t>
+      <w:t>2026-06-24</w:t>
       <w:br/>
       <w:br/>
     </w:r>

--- a/tillsyn/A 21364-2024 tillsynsbegäran.docx
+++ b/tillsyn/A 21364-2024 tillsynsbegäran.docx
@@ -296,7 +296,7 @@
     <w:r>
       <w:tab/>
       <w:tab/>
-      <w:t>2026-06-24</w:t>
+      <w:t>2026-06-25</w:t>
       <w:br/>
       <w:br/>
     </w:r>

--- a/tillsyn/A 21364-2024 tillsynsbegäran.docx
+++ b/tillsyn/A 21364-2024 tillsynsbegäran.docx
@@ -296,7 +296,7 @@
     <w:r>
       <w:tab/>
       <w:tab/>
-      <w:t>2026-06-25</w:t>
+      <w:t>2026-06-26</w:t>
       <w:br/>
       <w:br/>
     </w:r>

--- a/tillsyn/A 21364-2024 tillsynsbegäran.docx
+++ b/tillsyn/A 21364-2024 tillsynsbegäran.docx
@@ -296,7 +296,7 @@
     <w:r>
       <w:tab/>
       <w:tab/>
-      <w:t>2026-06-26</w:t>
+      <w:t>2026-06-27</w:t>
       <w:br/>
       <w:br/>
     </w:r>

--- a/tillsyn/A 21364-2024 tillsynsbegäran.docx
+++ b/tillsyn/A 21364-2024 tillsynsbegäran.docx
@@ -296,7 +296,7 @@
     <w:r>
       <w:tab/>
       <w:tab/>
-      <w:t>2026-06-27</w:t>
+      <w:t>2026-06-28</w:t>
       <w:br/>
       <w:br/>
     </w:r>

--- a/tillsyn/A 21364-2024 tillsynsbegäran.docx
+++ b/tillsyn/A 21364-2024 tillsynsbegäran.docx
@@ -296,7 +296,7 @@
     <w:r>
       <w:tab/>
       <w:tab/>
-      <w:t>2026-06-28</w:t>
+      <w:t>2026-06-29</w:t>
       <w:br/>
       <w:br/>
     </w:r>

--- a/tillsyn/A 21364-2024 tillsynsbegäran.docx
+++ b/tillsyn/A 21364-2024 tillsynsbegäran.docx
@@ -296,7 +296,7 @@
     <w:r>
       <w:tab/>
       <w:tab/>
-      <w:t>2026-06-29</w:t>
+      <w:t>2026-06-30</w:t>
       <w:br/>
       <w:br/>
     </w:r>

--- a/tillsyn/A 21364-2024 tillsynsbegäran.docx
+++ b/tillsyn/A 21364-2024 tillsynsbegäran.docx
@@ -296,7 +296,7 @@
     <w:r>
       <w:tab/>
       <w:tab/>
-      <w:t>2026-06-30</w:t>
+      <w:t>2026-07-01</w:t>
       <w:br/>
       <w:br/>
     </w:r>

--- a/tillsyn/A 21364-2024 tillsynsbegäran.docx
+++ b/tillsyn/A 21364-2024 tillsynsbegäran.docx
@@ -296,7 +296,7 @@
     <w:r>
       <w:tab/>
       <w:tab/>
-      <w:t>2026-07-13</w:t>
+      <w:t>2026-07-14</w:t>
       <w:br/>
       <w:br/>
     </w:r>

--- a/tillsyn/A 21364-2024 tillsynsbegäran.docx
+++ b/tillsyn/A 21364-2024 tillsynsbegäran.docx
@@ -296,7 +296,7 @@
     <w:r>
       <w:tab/>
       <w:tab/>
-      <w:t>2026-07-14</w:t>
+      <w:t>2026-07-15</w:t>
       <w:br/>
       <w:br/>
     </w:r>

--- a/tillsyn/A 21364-2024 tillsynsbegäran.docx
+++ b/tillsyn/A 21364-2024 tillsynsbegäran.docx
@@ -296,7 +296,7 @@
     <w:r>
       <w:tab/>
       <w:tab/>
-      <w:t>2026-07-15</w:t>
+      <w:t>2026-07-16</w:t>
       <w:br/>
       <w:br/>
     </w:r>

--- a/tillsyn/A 21364-2024 tillsynsbegäran.docx
+++ b/tillsyn/A 21364-2024 tillsynsbegäran.docx
@@ -296,7 +296,7 @@
     <w:r>
       <w:tab/>
       <w:tab/>
-      <w:t>2026-07-16</w:t>
+      <w:t>2026-07-17</w:t>
       <w:br/>
       <w:br/>
     </w:r>

--- a/tillsyn/A 21364-2024 tillsynsbegäran.docx
+++ b/tillsyn/A 21364-2024 tillsynsbegäran.docx
@@ -296,7 +296,7 @@
     <w:r>
       <w:tab/>
       <w:tab/>
-      <w:t>2026-07-17</w:t>
+      <w:t>2026-07-18</w:t>
       <w:br/>
       <w:br/>
     </w:r>

--- a/tillsyn/A 21364-2024 tillsynsbegäran.docx
+++ b/tillsyn/A 21364-2024 tillsynsbegäran.docx
@@ -296,7 +296,7 @@
     <w:r>
       <w:tab/>
       <w:tab/>
-      <w:t>2026-07-18</w:t>
+      <w:t>2026-07-19</w:t>
       <w:br/>
       <w:br/>
     </w:r>

--- a/tillsyn/A 21364-2024 tillsynsbegäran.docx
+++ b/tillsyn/A 21364-2024 tillsynsbegäran.docx
@@ -296,7 +296,7 @@
     <w:r>
       <w:tab/>
       <w:tab/>
-      <w:t>2026-07-19</w:t>
+      <w:t>2026-07-20</w:t>
       <w:br/>
       <w:br/>
     </w:r>

--- a/tillsyn/A 21364-2024 tillsynsbegäran.docx
+++ b/tillsyn/A 21364-2024 tillsynsbegäran.docx
@@ -296,7 +296,7 @@
     <w:r>
       <w:tab/>
       <w:tab/>
-      <w:t>2026-07-20</w:t>
+      <w:t>2026-07-21</w:t>
       <w:br/>
       <w:br/>
     </w:r>

--- a/tillsyn/A 21364-2024 tillsynsbegäran.docx
+++ b/tillsyn/A 21364-2024 tillsynsbegäran.docx
@@ -296,7 +296,7 @@
     <w:r>
       <w:tab/>
       <w:tab/>
-      <w:t>2026-07-21</w:t>
+      <w:t>2026-07-22</w:t>
       <w:br/>
       <w:br/>
     </w:r>

--- a/tillsyn/A 21364-2024 tillsynsbegäran.docx
+++ b/tillsyn/A 21364-2024 tillsynsbegäran.docx
@@ -296,7 +296,7 @@
     <w:r>
       <w:tab/>
       <w:tab/>
-      <w:t>2026-07-22</w:t>
+      <w:t>2026-07-23</w:t>
       <w:br/>
       <w:br/>
     </w:r>

--- a/tillsyn/A 21364-2024 tillsynsbegäran.docx
+++ b/tillsyn/A 21364-2024 tillsynsbegäran.docx
@@ -296,7 +296,7 @@
     <w:r>
       <w:tab/>
       <w:tab/>
-      <w:t>2026-07-23</w:t>
+      <w:t>2026-07-24</w:t>
       <w:br/>
       <w:br/>
     </w:r>

--- a/tillsyn/A 21364-2024 tillsynsbegäran.docx
+++ b/tillsyn/A 21364-2024 tillsynsbegäran.docx
@@ -296,7 +296,7 @@
     <w:r>
       <w:tab/>
       <w:tab/>
-      <w:t>2026-07-24</w:t>
+      <w:t>2026-07-25</w:t>
       <w:br/>
       <w:br/>
     </w:r>

--- a/tillsyn/A 21364-2024 tillsynsbegäran.docx
+++ b/tillsyn/A 21364-2024 tillsynsbegäran.docx
@@ -296,7 +296,7 @@
     <w:r>
       <w:tab/>
       <w:tab/>
-      <w:t>2026-07-25</w:t>
+      <w:t>2026-07-26</w:t>
       <w:br/>
       <w:br/>
     </w:r>

--- a/tillsyn/A 21364-2024 tillsynsbegäran.docx
+++ b/tillsyn/A 21364-2024 tillsynsbegäran.docx
@@ -296,7 +296,7 @@
     <w:r>
       <w:tab/>
       <w:tab/>
-      <w:t>2026-07-26</w:t>
+      <w:t>2026-07-27</w:t>
       <w:br/>
       <w:br/>
     </w:r>

--- a/tillsyn/A 21364-2024 tillsynsbegäran.docx
+++ b/tillsyn/A 21364-2024 tillsynsbegäran.docx
@@ -296,7 +296,7 @@
     <w:r>
       <w:tab/>
       <w:tab/>
-      <w:t>2026-07-27</w:t>
+      <w:t>2026-07-28</w:t>
       <w:br/>
       <w:br/>
     </w:r>

--- a/tillsyn/A 21364-2024 tillsynsbegäran.docx
+++ b/tillsyn/A 21364-2024 tillsynsbegäran.docx
@@ -296,7 +296,7 @@
     <w:r>
       <w:tab/>
       <w:tab/>
-      <w:t>2026-07-28</w:t>
+      <w:t>2026-07-29</w:t>
       <w:br/>
       <w:br/>
     </w:r>

--- a/tillsyn/A 21364-2024 tillsynsbegäran.docx
+++ b/tillsyn/A 21364-2024 tillsynsbegäran.docx
@@ -296,7 +296,7 @@
     <w:r>
       <w:tab/>
       <w:tab/>
-      <w:t>2026-07-29</w:t>
+      <w:t>2026-07-30</w:t>
       <w:br/>
       <w:br/>
     </w:r>

--- a/tillsyn/A 21364-2024 tillsynsbegäran.docx
+++ b/tillsyn/A 21364-2024 tillsynsbegäran.docx
@@ -296,7 +296,7 @@
     <w:r>
       <w:tab/>
       <w:tab/>
-      <w:t>2026-07-30</w:t>
+      <w:t>2026-07-31</w:t>
       <w:br/>
       <w:br/>
     </w:r>

--- a/tillsyn/A 21364-2024 tillsynsbegäran.docx
+++ b/tillsyn/A 21364-2024 tillsynsbegäran.docx
@@ -296,7 +296,7 @@
     <w:r>
       <w:tab/>
       <w:tab/>
-      <w:t>2026-07-31</w:t>
+      <w:t>2026-08-01</w:t>
       <w:br/>
       <w:br/>
     </w:r>

--- a/tillsyn/A 21364-2024 tillsynsbegäran.docx
+++ b/tillsyn/A 21364-2024 tillsynsbegäran.docx
@@ -296,7 +296,7 @@
     <w:r>
       <w:tab/>
       <w:tab/>
-      <w:t>2026-08-01</w:t>
+      <w:t>2026-08-02</w:t>
       <w:br/>
       <w:br/>
     </w:r>

--- a/tillsyn/A 21364-2024 tillsynsbegäran.docx
+++ b/tillsyn/A 21364-2024 tillsynsbegäran.docx
@@ -296,7 +296,7 @@
     <w:r>
       <w:tab/>
       <w:tab/>
-      <w:t>2026-08-02</w:t>
+      <w:t>2026-08-03</w:t>
       <w:br/>
       <w:br/>
     </w:r>

--- a/tillsyn/A 21364-2024 tillsynsbegäran.docx
+++ b/tillsyn/A 21364-2024 tillsynsbegäran.docx
@@ -296,7 +296,7 @@
     <w:r>
       <w:tab/>
       <w:tab/>
-      <w:t>2026-08-03</w:t>
+      <w:t>2026-08-05</w:t>
       <w:br/>
       <w:br/>
     </w:r>

--- a/tillsyn/A 21364-2024 tillsynsbegäran.docx
+++ b/tillsyn/A 21364-2024 tillsynsbegäran.docx
@@ -296,7 +296,7 @@
     <w:r>
       <w:tab/>
       <w:tab/>
-      <w:t>2026-08-05</w:t>
+      <w:t>2026-08-07</w:t>
       <w:br/>
       <w:br/>
     </w:r>

--- a/tillsyn/A 21364-2024 tillsynsbegäran.docx
+++ b/tillsyn/A 21364-2024 tillsynsbegäran.docx
@@ -296,7 +296,7 @@
     <w:r>
       <w:tab/>
       <w:tab/>
-      <w:t>2026-08-07</w:t>
+      <w:t>2026-08-08</w:t>
       <w:br/>
       <w:br/>
     </w:r>

--- a/tillsyn/A 21364-2024 tillsynsbegäran.docx
+++ b/tillsyn/A 21364-2024 tillsynsbegäran.docx
@@ -60,7 +60,7 @@
         <w:spacing w:after="240"/>
       </w:pPr>
       <w:r>
-        <w:t>Figur 1. Fyndplatser för naturvårdsarter i och inom 4 meter från avverkningsanmälan. Markörer utan svart kant är placerade på fyndplatsen. Markörer med svart kant är placerade vid sidan av fyndplatsen har ett svart streck som visar fyndplatsens exakta position. Kartans mittpunktskoordinat är N 7029512, E 584274 i SWEREF 99 TM.</w:t>
+        <w:t>Figur 1. Fyndplatser för naturvårdsarter i och inom 4 meter från avverkningsanmälan. Markörer utan svart kant är placerade på fyndplatsen. Markörer med svart kant är placerade vid sidan av fyndplatsen och har ett svart streck som visar fyndplatsens exakta position. Kartans mittpunktskoordinat är N 7029512, E 584274 i SWEREF 99 TM.</w:t>
       </w:r>
     </w:p>
     <w:p>
@@ -296,7 +296,7 @@
     <w:r>
       <w:tab/>
       <w:tab/>
-      <w:t>2026-08-14</w:t>
+      <w:t>2026-08-15</w:t>
       <w:br/>
       <w:br/>
     </w:r>

--- a/tillsyn/A 21364-2024 tillsynsbegäran.docx
+++ b/tillsyn/A 21364-2024 tillsynsbegäran.docx
@@ -296,7 +296,7 @@
     <w:r>
       <w:tab/>
       <w:tab/>
-      <w:t>2026-08-15</w:t>
+      <w:t>2026-08-16</w:t>
       <w:br/>
       <w:br/>
     </w:r>

--- a/tillsyn/A 21364-2024 tillsynsbegäran.docx
+++ b/tillsyn/A 21364-2024 tillsynsbegäran.docx
@@ -296,7 +296,7 @@
     <w:r>
       <w:tab/>
       <w:tab/>
-      <w:t>2026-08-16</w:t>
+      <w:t>2026-08-17</w:t>
       <w:br/>
       <w:br/>
     </w:r>

--- a/tillsyn/A 21364-2024 tillsynsbegäran.docx
+++ b/tillsyn/A 21364-2024 tillsynsbegäran.docx
@@ -296,7 +296,7 @@
     <w:r>
       <w:tab/>
       <w:tab/>
-      <w:t>2026-08-17</w:t>
+      <w:t>2026-08-18</w:t>
       <w:br/>
       <w:br/>
     </w:r>

--- a/tillsyn/A 21364-2024 tillsynsbegäran.docx
+++ b/tillsyn/A 21364-2024 tillsynsbegäran.docx
@@ -296,7 +296,7 @@
     <w:r>
       <w:tab/>
       <w:tab/>
-      <w:t>2026-08-18</w:t>
+      <w:t>2026-08-19</w:t>
       <w:br/>
       <w:br/>
     </w:r>

--- a/tillsyn/A 21364-2024 tillsynsbegäran.docx
+++ b/tillsyn/A 21364-2024 tillsynsbegäran.docx
@@ -296,7 +296,7 @@
     <w:r>
       <w:tab/>
       <w:tab/>
-      <w:t>2026-08-19</w:t>
+      <w:t>2026-08-20</w:t>
       <w:br/>
       <w:br/>
     </w:r>

--- a/tillsyn/A 21364-2024 tillsynsbegäran.docx
+++ b/tillsyn/A 21364-2024 tillsynsbegäran.docx
@@ -296,7 +296,7 @@
     <w:r>
       <w:tab/>
       <w:tab/>
-      <w:t>2026-08-20</w:t>
+      <w:t>2026-08-21</w:t>
       <w:br/>
       <w:br/>
     </w:r>

--- a/tillsyn/A 21364-2024 tillsynsbegäran.docx
+++ b/tillsyn/A 21364-2024 tillsynsbegäran.docx
@@ -296,7 +296,7 @@
     <w:r>
       <w:tab/>
       <w:tab/>
-      <w:t>2026-08-21</w:t>
+      <w:t>2026-08-22</w:t>
       <w:br/>
       <w:br/>
     </w:r>

--- a/tillsyn/A 21364-2024 tillsynsbegäran.docx
+++ b/tillsyn/A 21364-2024 tillsynsbegäran.docx
@@ -296,7 +296,7 @@
     <w:r>
       <w:tab/>
       <w:tab/>
-      <w:t>2026-08-22</w:t>
+      <w:t>2026-08-23</w:t>
       <w:br/>
       <w:br/>
     </w:r>

--- a/tillsyn/A 21364-2024 tillsynsbegäran.docx
+++ b/tillsyn/A 21364-2024 tillsynsbegäran.docx
@@ -296,7 +296,7 @@
     <w:r>
       <w:tab/>
       <w:tab/>
-      <w:t>2026-08-23</w:t>
+      <w:t>2026-08-24</w:t>
       <w:br/>
       <w:br/>
     </w:r>

--- a/tillsyn/A 21364-2024 tillsynsbegäran.docx
+++ b/tillsyn/A 21364-2024 tillsynsbegäran.docx
@@ -296,7 +296,7 @@
     <w:r>
       <w:tab/>
       <w:tab/>
-      <w:t>2026-08-24</w:t>
+      <w:t>2026-08-25</w:t>
       <w:br/>
       <w:br/>
     </w:r>

--- a/tillsyn/A 21364-2024 tillsynsbegäran.docx
+++ b/tillsyn/A 21364-2024 tillsynsbegäran.docx
@@ -296,7 +296,7 @@
     <w:r>
       <w:tab/>
       <w:tab/>
-      <w:t>2026-08-25</w:t>
+      <w:t>2026-08-26</w:t>
       <w:br/>
       <w:br/>
     </w:r>

--- a/tillsyn/A 21364-2024 tillsynsbegäran.docx
+++ b/tillsyn/A 21364-2024 tillsynsbegäran.docx
@@ -296,7 +296,7 @@
     <w:r>
       <w:tab/>
       <w:tab/>
-      <w:t>2026-08-26</w:t>
+      <w:t>2026-08-27</w:t>
       <w:br/>
       <w:br/>
     </w:r>

--- a/tillsyn/A 21364-2024 tillsynsbegäran.docx
+++ b/tillsyn/A 21364-2024 tillsynsbegäran.docx
@@ -296,7 +296,7 @@
     <w:r>
       <w:tab/>
       <w:tab/>
-      <w:t>2026-08-27</w:t>
+      <w:t>2026-08-28</w:t>
       <w:br/>
       <w:br/>
     </w:r>

--- a/tillsyn/A 21364-2024 tillsynsbegäran.docx
+++ b/tillsyn/A 21364-2024 tillsynsbegäran.docx
@@ -296,7 +296,7 @@
     <w:r>
       <w:tab/>
       <w:tab/>
-      <w:t>2026-08-28</w:t>
+      <w:t>2026-08-29</w:t>
       <w:br/>
       <w:br/>
     </w:r>

--- a/tillsyn/A 21364-2024 tillsynsbegäran.docx
+++ b/tillsyn/A 21364-2024 tillsynsbegäran.docx
@@ -296,7 +296,7 @@
     <w:r>
       <w:tab/>
       <w:tab/>
-      <w:t>2026-08-29</w:t>
+      <w:t>2026-08-31</w:t>
       <w:br/>
       <w:br/>
     </w:r>

--- a/tillsyn/A 21364-2024 tillsynsbegäran.docx
+++ b/tillsyn/A 21364-2024 tillsynsbegäran.docx
@@ -296,7 +296,7 @@
     <w:r>
       <w:tab/>
       <w:tab/>
-      <w:t>2026-08-31</w:t>
+      <w:t>2026-09-01</w:t>
       <w:br/>
       <w:br/>
     </w:r>

--- a/tillsyn/A 21364-2024 tillsynsbegäran.docx
+++ b/tillsyn/A 21364-2024 tillsynsbegäran.docx
@@ -296,7 +296,7 @@
     <w:r>
       <w:tab/>
       <w:tab/>
-      <w:t>2026-09-01</w:t>
+      <w:t>2026-09-02</w:t>
       <w:br/>
       <w:br/>
     </w:r>

--- a/tillsyn/A 21364-2024 tillsynsbegäran.docx
+++ b/tillsyn/A 21364-2024 tillsynsbegäran.docx
@@ -296,7 +296,7 @@
     <w:r>
       <w:tab/>
       <w:tab/>
-      <w:t>2026-09-02</w:t>
+      <w:t>2026-09-03</w:t>
       <w:br/>
       <w:br/>
     </w:r>

--- a/tillsyn/A 21364-2024 tillsynsbegäran.docx
+++ b/tillsyn/A 21364-2024 tillsynsbegäran.docx
@@ -296,7 +296,7 @@
     <w:r>
       <w:tab/>
       <w:tab/>
-      <w:t>2026-09-03</w:t>
+      <w:t>2026-09-04</w:t>
       <w:br/>
       <w:br/>
     </w:r>

--- a/tillsyn/A 21364-2024 tillsynsbegäran.docx
+++ b/tillsyn/A 21364-2024 tillsynsbegäran.docx
@@ -296,7 +296,7 @@
     <w:r>
       <w:tab/>
       <w:tab/>
-      <w:t>2026-09-04</w:t>
+      <w:t>2026-09-05</w:t>
       <w:br/>
       <w:br/>
     </w:r>

--- a/tillsyn/A 21364-2024 tillsynsbegäran.docx
+++ b/tillsyn/A 21364-2024 tillsynsbegäran.docx
@@ -296,7 +296,7 @@
     <w:r>
       <w:tab/>
       <w:tab/>
-      <w:t>2026-09-05</w:t>
+      <w:t>2026-09-06</w:t>
       <w:br/>
       <w:br/>
     </w:r>

--- a/tillsyn/A 21364-2024 tillsynsbegäran.docx
+++ b/tillsyn/A 21364-2024 tillsynsbegäran.docx
@@ -296,7 +296,7 @@
     <w:r>
       <w:tab/>
       <w:tab/>
-      <w:t>2026-09-06</w:t>
+      <w:t>2026-09-07</w:t>
       <w:br/>
       <w:br/>
     </w:r>

--- a/tillsyn/A 21364-2024 tillsynsbegäran.docx
+++ b/tillsyn/A 21364-2024 tillsynsbegäran.docx
@@ -296,7 +296,7 @@
     <w:r>
       <w:tab/>
       <w:tab/>
-      <w:t>2026-09-07</w:t>
+      <w:t>2026-09-08</w:t>
       <w:br/>
       <w:br/>
     </w:r>

--- a/tillsyn/A 21364-2024 tillsynsbegäran.docx
+++ b/tillsyn/A 21364-2024 tillsynsbegäran.docx
@@ -296,7 +296,7 @@
     <w:r>
       <w:tab/>
       <w:tab/>
-      <w:t>2026-09-08</w:t>
+      <w:t>2026-09-09</w:t>
       <w:br/>
       <w:br/>
     </w:r>

--- a/tillsyn/A 21364-2024 tillsynsbegäran.docx
+++ b/tillsyn/A 21364-2024 tillsynsbegäran.docx
@@ -296,7 +296,7 @@
     <w:r>
       <w:tab/>
       <w:tab/>
-      <w:t>2026-09-09</w:t>
+      <w:t>2026-09-10</w:t>
       <w:br/>
       <w:br/>
     </w:r>

--- a/tillsyn/A 21364-2024 tillsynsbegäran.docx
+++ b/tillsyn/A 21364-2024 tillsynsbegäran.docx
@@ -296,7 +296,7 @@
     <w:r>
       <w:tab/>
       <w:tab/>
-      <w:t>2026-09-10</w:t>
+      <w:t>2026-09-11</w:t>
       <w:br/>
       <w:br/>
     </w:r>

--- a/tillsyn/A 21364-2024 tillsynsbegäran.docx
+++ b/tillsyn/A 21364-2024 tillsynsbegäran.docx
@@ -296,7 +296,7 @@
     <w:r>
       <w:tab/>
       <w:tab/>
-      <w:t>2026-09-11</w:t>
+      <w:t>2026-09-12</w:t>
       <w:br/>
       <w:br/>
     </w:r>
